--- a/public/tours/international/africa/itineraries/4 Days Maasai Mara Safari with Wellness Experience.docx
+++ b/public/tours/international/africa/itineraries/4 Days Maasai Mara Safari with Wellness Experience.docx
@@ -1,94 +1,134 @@
 
 <file path=word/document.xml><?xml version="1.0" encoding="utf-8"?>
-<w:document xmlns:wpc="http://schemas.microsoft.com/office/word/2010/wordprocessingCanvas" xmlns:cx="http://schemas.microsoft.com/office/drawing/2014/chartex" xmlns:cx1="http://schemas.microsoft.com/office/drawing/2015/9/8/chartex" xmlns:cx2="http://schemas.microsoft.com/office/drawing/2015/10/21/chartex" xmlns:cx3="http://schemas.microsoft.com/office/drawing/2016/5/9/chartex" xmlns:cx4="http://schemas.microsoft.com/office/drawing/2016/5/10/chartex" xmlns:cx5="http://schemas.microsoft.com/office/drawing/2016/5/11/chartex" xmlns:cx6="http://schemas.microsoft.com/office/drawing/2016/5/12/chartex" xmlns:cx7="http://schemas.microsoft.com/office/drawing/2016/5/13/chartex" xmlns:cx8="http://schemas.microsoft.com/office/drawing/2016/5/14/chartex" xmlns:mc="http://schemas.openxmlformats.org/markup-compatibility/2006" xmlns:aink="http://schemas.microsoft.com/office/drawing/2016/ink" xmlns:am3d="http://schemas.microsoft.com/office/drawing/2017/model3d" xmlns:o="urn:schemas-microsoft-com:office:office" xmlns:oel="http://schemas.microsoft.com/office/2019/extlst" xmlns:r="http://schemas.openxmlformats.org/officeDocument/2006/relationships" xmlns:m="http://schemas.openxmlformats.org/officeDocument/2006/math" xmlns:v="urn:schemas-microsoft-com:vml" xmlns:wp14="http://schemas.microsoft.com/office/word/2010/wordprocessingDrawing" xmlns:wp="http://schemas.openxmlformats.org/drawingml/2006/wordprocessingDrawing" xmlns:w10="urn:schemas-microsoft-com:office:word" xmlns:w="http://schemas.openxmlformats.org/wordprocessingml/2006/main" xmlns:w14="http://schemas.microsoft.com/office/word/2010/wordml" xmlns:w15="http://schemas.microsoft.com/office/word/2012/wordml" xmlns:w16cex="http://schemas.microsoft.com/office/word/2018/wordml/cex" xmlns:w16cid="http://schemas.microsoft.com/office/word/2016/wordml/cid" xmlns:w16="http://schemas.microsoft.com/office/word/2018/wordml" xmlns:w16du="http://schemas.microsoft.com/office/word/2023/wordml/word16du" xmlns:w16sdtdh="http://schemas.microsoft.com/office/word/2020/wordml/sdtdatahash" xmlns:w16sdtfl="http://schemas.microsoft.com/office/word/2024/wordml/sdtformatlock" xmlns:w16se="http://schemas.microsoft.com/office/word/2015/wordml/symex" xmlns:wpg="http://schemas.microsoft.com/office/word/2010/wordprocessingGroup" xmlns:wpi="http://schemas.microsoft.com/office/word/2010/wordprocessingInk" xmlns:wne="http://schemas.microsoft.com/office/word/2006/wordml" xmlns:wps="http://schemas.microsoft.com/office/word/2010/wordprocessingShape" mc:Ignorable="w14 w15 w16se w16cid w16 w16cex w16sdtdh w16sdtfl w16du wp14">
+<w:document xmlns:wpc="http://schemas.microsoft.com/office/word/2010/wordprocessingCanvas" xmlns:cx="http://schemas.microsoft.com/office/drawing/2014/chartex" xmlns:cx1="http://schemas.microsoft.com/office/drawing/2015/9/8/chartex" xmlns:cx2="http://schemas.microsoft.com/office/drawing/2015/10/21/chartex" xmlns:cx3="http://schemas.microsoft.com/office/drawing/2016/5/9/chartex" xmlns:cx4="http://schemas.microsoft.com/office/drawing/2016/5/10/chartex" xmlns:cx5="http://schemas.microsoft.com/office/drawing/2016/5/11/chartex" xmlns:cx6="http://schemas.microsoft.com/office/drawing/2016/5/12/chartex" xmlns:cx7="http://schemas.microsoft.com/office/drawing/2016/5/13/chartex" xmlns:cx8="http://schemas.microsoft.com/office/drawing/2016/5/14/chartex" xmlns:mc="http://schemas.openxmlformats.org/markup-compatibility/2006" xmlns:aink="http://schemas.microsoft.com/office/drawing/2016/ink" xmlns:am3d="http://schemas.microsoft.com/office/drawing/2017/model3d" xmlns:o="urn:schemas-microsoft-com:office:office" xmlns:r="http://schemas.openxmlformats.org/officeDocument/2006/relationships" xmlns:m="http://schemas.openxmlformats.org/officeDocument/2006/math" xmlns:v="urn:schemas-microsoft-com:vml" xmlns:wp14="http://schemas.microsoft.com/office/word/2010/wordprocessingDrawing" xmlns:wp="http://schemas.openxmlformats.org/drawingml/2006/wordprocessingDrawing" xmlns:w10="urn:schemas-microsoft-com:office:word" xmlns:w="http://schemas.openxmlformats.org/wordprocessingml/2006/main" xmlns:w14="http://schemas.microsoft.com/office/word/2010/wordml" xmlns:w15="http://schemas.microsoft.com/office/word/2012/wordml" xmlns:w16cid="http://schemas.microsoft.com/office/word/2016/wordml/cid" xmlns:w16se="http://schemas.microsoft.com/office/word/2015/wordml/symex" xmlns:wpg="http://schemas.microsoft.com/office/word/2010/wordprocessingGroup" xmlns:wpi="http://schemas.microsoft.com/office/word/2010/wordprocessingInk" xmlns:wne="http://schemas.microsoft.com/office/word/2006/wordml" xmlns:wps="http://schemas.microsoft.com/office/word/2010/wordprocessingShape" mc:Ignorable="w14 w15 w16se w16cid wp14">
   <w:body>
     <w:p>
       <w:pPr>
         <w:rPr>
           <w:rFonts w:ascii="Arial" w:hAnsi="Arial" w:cs="Arial"/>
+          <w:lang w:val="en-IN"/>
+        </w:rPr>
+      </w:pPr>
+      <w:bookmarkStart w:id="0" w:name="_GoBack"/>
+      <w:bookmarkEnd w:id="0"/>
+      <w:r>
+        <w:rPr>
+          <w:rFonts w:ascii="Arial" w:hAnsi="Arial" w:cs="Arial"/>
           <w:b/>
           <w:bCs/>
-          <w:sz w:val="22"/>
-          <w:szCs w:val="22"/>
-          <w:lang w:val="en-IN"/>
-        </w:rPr>
-      </w:pPr>
-      <w:r>
-        <w:rPr>
-          <w:noProof/>
-          <w:lang w:val="en-IN" w:eastAsia="en-IN"/>
-        </w:rPr>
-        <w:drawing>
-          <wp:anchor distT="0" distB="0" distL="0" distR="0" simplePos="0" relativeHeight="251659264" behindDoc="1" locked="0" layoutInCell="1" allowOverlap="1" wp14:anchorId="1BA2102D" wp14:editId="2C325244">
-            <wp:simplePos x="0" y="0"/>
-            <wp:positionH relativeFrom="page">
-              <wp:posOffset>4329982</wp:posOffset>
-            </wp:positionH>
-            <wp:positionV relativeFrom="page">
-              <wp:posOffset>256678</wp:posOffset>
-            </wp:positionV>
-            <wp:extent cx="2389272" cy="556300"/>
-            <wp:effectExtent l="0" t="0" r="0" b="0"/>
-            <wp:wrapNone/>
-            <wp:docPr id="2" name="Image 2"/>
-            <wp:cNvGraphicFramePr>
-              <a:graphicFrameLocks xmlns:a="http://schemas.openxmlformats.org/drawingml/2006/main"/>
-            </wp:cNvGraphicFramePr>
-            <a:graphic xmlns:a="http://schemas.openxmlformats.org/drawingml/2006/main">
-              <a:graphicData uri="http://schemas.openxmlformats.org/drawingml/2006/picture">
-                <pic:pic xmlns:pic="http://schemas.openxmlformats.org/drawingml/2006/picture">
-                  <pic:nvPicPr>
-                    <pic:cNvPr id="2" name="Image 2"/>
-                    <pic:cNvPicPr/>
-                  </pic:nvPicPr>
-                  <pic:blipFill>
-                    <a:blip r:embed="rId6" cstate="print"/>
-                    <a:stretch>
-                      <a:fillRect/>
-                    </a:stretch>
-                  </pic:blipFill>
-                  <pic:spPr>
-                    <a:xfrm>
-                      <a:off x="0" y="0"/>
-                      <a:ext cx="2389272" cy="556300"/>
-                    </a:xfrm>
-                    <a:prstGeom prst="rect">
-                      <a:avLst/>
-                    </a:prstGeom>
-                  </pic:spPr>
-                </pic:pic>
-              </a:graphicData>
-            </a:graphic>
-          </wp:anchor>
-        </w:drawing>
+          <w:lang w:val="en-IN"/>
+        </w:rPr>
+        <w:t>4 Days Maasai Mara Safari with Wellness Experience</w:t>
       </w:r>
     </w:p>
     <w:p>
       <w:pPr>
         <w:rPr>
           <w:rFonts w:ascii="Arial" w:hAnsi="Arial" w:cs="Arial"/>
+          <w:sz w:val="22"/>
+          <w:szCs w:val="22"/>
+          <w:lang w:val="en-IN"/>
+        </w:rPr>
+      </w:pPr>
+      <w:r>
+        <w:rPr>
+          <w:rFonts w:ascii="Arial" w:hAnsi="Arial" w:cs="Arial"/>
           <w:b/>
           <w:bCs/>
           <w:sz w:val="22"/>
           <w:szCs w:val="22"/>
           <w:lang w:val="en-IN"/>
         </w:rPr>
-      </w:pPr>
+        <w:t>Overview</w:t>
+      </w:r>
+      <w:r>
+        <w:rPr>
+          <w:rFonts w:ascii="Arial" w:hAnsi="Arial" w:cs="Arial"/>
+          <w:sz w:val="22"/>
+          <w:szCs w:val="22"/>
+          <w:lang w:val="en-IN"/>
+        </w:rPr>
+        <w:br/>
+        <w:t>This 4-day safari focuses on wildlife exploration and relaxation in Maasai Mara National Reserve, starting and ending in Nairobi. The itinerary combines game drives across the Mara plains with wellness sessions, offering a balance of safari adventure and leisure experience.</w:t>
+      </w:r>
     </w:p>
     <w:p>
       <w:pPr>
         <w:rPr>
           <w:rFonts w:ascii="Arial" w:hAnsi="Arial" w:cs="Arial"/>
+          <w:sz w:val="22"/>
+          <w:szCs w:val="22"/>
+          <w:lang w:val="en-IN"/>
+        </w:rPr>
+      </w:pPr>
+      <w:r>
+        <w:rPr>
+          <w:rFonts w:ascii="Arial" w:hAnsi="Arial" w:cs="Arial"/>
           <w:b/>
           <w:bCs/>
-          <w:lang w:val="en-IN"/>
-        </w:rPr>
-      </w:pPr>
+          <w:sz w:val="22"/>
+          <w:szCs w:val="22"/>
+          <w:lang w:val="en-IN"/>
+        </w:rPr>
+        <w:t>Tour Highlights</w:t>
+      </w:r>
+      <w:r>
+        <w:rPr>
+          <w:rFonts w:ascii="Arial" w:hAnsi="Arial" w:cs="Arial"/>
+          <w:sz w:val="22"/>
+          <w:szCs w:val="22"/>
+          <w:lang w:val="en-IN"/>
+        </w:rPr>
+        <w:br/>
+        <w:t>• Game drives in Maasai Mara National Reserve</w:t>
+      </w:r>
+      <w:r>
+        <w:rPr>
+          <w:rFonts w:ascii="Arial" w:hAnsi="Arial" w:cs="Arial"/>
+          <w:sz w:val="22"/>
+          <w:szCs w:val="22"/>
+          <w:lang w:val="en-IN"/>
+        </w:rPr>
+        <w:br/>
+        <w:t>• Chance to spot the Big Five</w:t>
+      </w:r>
+      <w:r>
+        <w:rPr>
+          <w:rFonts w:ascii="Arial" w:hAnsi="Arial" w:cs="Arial"/>
+          <w:sz w:val="22"/>
+          <w:szCs w:val="22"/>
+          <w:lang w:val="en-IN"/>
+        </w:rPr>
+        <w:br/>
+        <w:t>• Scenic drive via Narok</w:t>
+      </w:r>
+      <w:r>
+        <w:rPr>
+          <w:rFonts w:ascii="Arial" w:hAnsi="Arial" w:cs="Arial"/>
+          <w:sz w:val="22"/>
+          <w:szCs w:val="22"/>
+          <w:lang w:val="en-IN"/>
+        </w:rPr>
+        <w:br/>
+        <w:t>• Yoga and wellness sessions in the savannah</w:t>
+      </w:r>
+      <w:r>
+        <w:rPr>
+          <w:rFonts w:ascii="Arial" w:hAnsi="Arial" w:cs="Arial"/>
+          <w:sz w:val="22"/>
+          <w:szCs w:val="22"/>
+          <w:lang w:val="en-IN"/>
+        </w:rPr>
+        <w:br/>
+        <w:t>• Rich birdlife and wildlife viewing</w:t>
+      </w:r>
     </w:p>
     <w:p>
       <w:pPr>
         <w:rPr>
           <w:rFonts w:ascii="Arial" w:hAnsi="Arial" w:cs="Arial"/>
+          <w:sz w:val="22"/>
+          <w:szCs w:val="22"/>
           <w:lang w:val="en-IN"/>
         </w:rPr>
       </w:pPr>
@@ -97,9 +137,21 @@
           <w:rFonts w:ascii="Arial" w:hAnsi="Arial" w:cs="Arial"/>
           <w:b/>
           <w:bCs/>
-          <w:lang w:val="en-IN"/>
-        </w:rPr>
-        <w:t>4 Days Maasai Mara Safari with Wellness Experience</w:t>
+          <w:sz w:val="22"/>
+          <w:szCs w:val="22"/>
+          <w:lang w:val="en-IN"/>
+        </w:rPr>
+        <w:t>Hotel Option</w:t>
+      </w:r>
+      <w:r>
+        <w:rPr>
+          <w:rFonts w:ascii="Arial" w:hAnsi="Arial" w:cs="Arial"/>
+          <w:sz w:val="22"/>
+          <w:szCs w:val="22"/>
+          <w:lang w:val="en-IN"/>
+        </w:rPr>
+        <w:br/>
+        <w:t>Masai Mara – Sarova Mara Game Camp</w:t>
       </w:r>
     </w:p>
     <w:p>
@@ -120,17 +172,7 @@
           <w:szCs w:val="22"/>
           <w:lang w:val="en-IN"/>
         </w:rPr>
-        <w:t>Overview</w:t>
-      </w:r>
-      <w:r>
-        <w:rPr>
-          <w:rFonts w:ascii="Arial" w:hAnsi="Arial" w:cs="Arial"/>
-          <w:sz w:val="22"/>
-          <w:szCs w:val="22"/>
-          <w:lang w:val="en-IN"/>
-        </w:rPr>
-        <w:br/>
-        <w:t>This 4-day safari focuses on wildlife exploration and relaxation in Maasai Mara National Reserve, starting and ending in Nairobi. The itinerary combines game drives across the Mara plains with wellness sessions, offering a balance of safari adventure and leisure experience.</w:t>
+        <w:t>Day-wise Itinerary</w:t>
       </w:r>
     </w:p>
     <w:p>
@@ -151,57 +193,41 @@
           <w:szCs w:val="22"/>
           <w:lang w:val="en-IN"/>
         </w:rPr>
-        <w:t>Tour Highlights</w:t>
-      </w:r>
-      <w:r>
-        <w:rPr>
-          <w:rFonts w:ascii="Arial" w:hAnsi="Arial" w:cs="Arial"/>
-          <w:sz w:val="22"/>
-          <w:szCs w:val="22"/>
-          <w:lang w:val="en-IN"/>
-        </w:rPr>
-        <w:br/>
-        <w:t>• Game drives in Maasai Mara National Reserve</w:t>
-      </w:r>
-      <w:r>
-        <w:rPr>
-          <w:rFonts w:ascii="Arial" w:hAnsi="Arial" w:cs="Arial"/>
-          <w:sz w:val="22"/>
-          <w:szCs w:val="22"/>
-          <w:lang w:val="en-IN"/>
-        </w:rPr>
-        <w:br/>
-        <w:t>• Chance to spot the Big Five</w:t>
-      </w:r>
-      <w:r>
-        <w:rPr>
-          <w:rFonts w:ascii="Arial" w:hAnsi="Arial" w:cs="Arial"/>
-          <w:sz w:val="22"/>
-          <w:szCs w:val="22"/>
-          <w:lang w:val="en-IN"/>
-        </w:rPr>
-        <w:br/>
-        <w:t>• Scenic drive via Narok</w:t>
-      </w:r>
-      <w:r>
-        <w:rPr>
-          <w:rFonts w:ascii="Arial" w:hAnsi="Arial" w:cs="Arial"/>
-          <w:sz w:val="22"/>
-          <w:szCs w:val="22"/>
-          <w:lang w:val="en-IN"/>
-        </w:rPr>
-        <w:br/>
-        <w:t>• Yoga and wellness sessions in the savannah</w:t>
-      </w:r>
-      <w:r>
-        <w:rPr>
-          <w:rFonts w:ascii="Arial" w:hAnsi="Arial" w:cs="Arial"/>
-          <w:sz w:val="22"/>
-          <w:szCs w:val="22"/>
-          <w:lang w:val="en-IN"/>
-        </w:rPr>
-        <w:br/>
-        <w:t>• Rich birdlife and wildlife viewing</w:t>
+        <w:t xml:space="preserve">Day 01: Nairobi – Masai Mara (Stay: </w:t>
+      </w:r>
+      <w:proofErr w:type="spellStart"/>
+      <w:r>
+        <w:rPr>
+          <w:rFonts w:ascii="Arial" w:hAnsi="Arial" w:cs="Arial"/>
+          <w:b/>
+          <w:bCs/>
+          <w:sz w:val="22"/>
+          <w:szCs w:val="22"/>
+          <w:lang w:val="en-IN"/>
+        </w:rPr>
+        <w:t>Sarova</w:t>
+      </w:r>
+      <w:proofErr w:type="spellEnd"/>
+      <w:r>
+        <w:rPr>
+          <w:rFonts w:ascii="Arial" w:hAnsi="Arial" w:cs="Arial"/>
+          <w:b/>
+          <w:bCs/>
+          <w:sz w:val="22"/>
+          <w:szCs w:val="22"/>
+          <w:lang w:val="en-IN"/>
+        </w:rPr>
+        <w:t xml:space="preserve"> Mara Game Camp)</w:t>
+      </w:r>
+      <w:r>
+        <w:rPr>
+          <w:rFonts w:ascii="Arial" w:hAnsi="Arial" w:cs="Arial"/>
+          <w:sz w:val="22"/>
+          <w:szCs w:val="22"/>
+          <w:lang w:val="en-IN"/>
+        </w:rPr>
+        <w:br/>
+        <w:t>Depart from Nairobi and drive via Narok to Maasai Mara National Reserve. Arrive in time for lunch followed by an afternoon game drive. Later return to camp for a yoga session, dinner, and overnight stay.</w:t>
       </w:r>
     </w:p>
     <w:p>
@@ -222,17 +248,41 @@
           <w:szCs w:val="22"/>
           <w:lang w:val="en-IN"/>
         </w:rPr>
-        <w:t>Hotel Option</w:t>
-      </w:r>
-      <w:r>
-        <w:rPr>
-          <w:rFonts w:ascii="Arial" w:hAnsi="Arial" w:cs="Arial"/>
-          <w:sz w:val="22"/>
-          <w:szCs w:val="22"/>
-          <w:lang w:val="en-IN"/>
-        </w:rPr>
-        <w:br/>
-        <w:t>Masai Mara – Sarova Mara Game Camp</w:t>
+        <w:t xml:space="preserve">Day 02: Masai Mara (Stay: </w:t>
+      </w:r>
+      <w:proofErr w:type="spellStart"/>
+      <w:r>
+        <w:rPr>
+          <w:rFonts w:ascii="Arial" w:hAnsi="Arial" w:cs="Arial"/>
+          <w:b/>
+          <w:bCs/>
+          <w:sz w:val="22"/>
+          <w:szCs w:val="22"/>
+          <w:lang w:val="en-IN"/>
+        </w:rPr>
+        <w:t>Sarova</w:t>
+      </w:r>
+      <w:proofErr w:type="spellEnd"/>
+      <w:r>
+        <w:rPr>
+          <w:rFonts w:ascii="Arial" w:hAnsi="Arial" w:cs="Arial"/>
+          <w:b/>
+          <w:bCs/>
+          <w:sz w:val="22"/>
+          <w:szCs w:val="22"/>
+          <w:lang w:val="en-IN"/>
+        </w:rPr>
+        <w:t xml:space="preserve"> Mara Game Camp)</w:t>
+      </w:r>
+      <w:r>
+        <w:rPr>
+          <w:rFonts w:ascii="Arial" w:hAnsi="Arial" w:cs="Arial"/>
+          <w:sz w:val="22"/>
+          <w:szCs w:val="22"/>
+          <w:lang w:val="en-IN"/>
+        </w:rPr>
+        <w:br/>
+        <w:t>Optional early morning yoga session or game drive followed by breakfast. Late morning relaxation or wellness session at camp. After lunch, proceed for afternoon game drive and return to camp before dusk. Dinner and overnight stay.</w:t>
       </w:r>
     </w:p>
     <w:p>
@@ -253,7 +303,41 @@
           <w:szCs w:val="22"/>
           <w:lang w:val="en-IN"/>
         </w:rPr>
-        <w:t>Day-wise Itinerary</w:t>
+        <w:t xml:space="preserve">Day 03: Masai Mara (Stay: </w:t>
+      </w:r>
+      <w:proofErr w:type="spellStart"/>
+      <w:r>
+        <w:rPr>
+          <w:rFonts w:ascii="Arial" w:hAnsi="Arial" w:cs="Arial"/>
+          <w:b/>
+          <w:bCs/>
+          <w:sz w:val="22"/>
+          <w:szCs w:val="22"/>
+          <w:lang w:val="en-IN"/>
+        </w:rPr>
+        <w:t>Sarova</w:t>
+      </w:r>
+      <w:proofErr w:type="spellEnd"/>
+      <w:r>
+        <w:rPr>
+          <w:rFonts w:ascii="Arial" w:hAnsi="Arial" w:cs="Arial"/>
+          <w:b/>
+          <w:bCs/>
+          <w:sz w:val="22"/>
+          <w:szCs w:val="22"/>
+          <w:lang w:val="en-IN"/>
+        </w:rPr>
+        <w:t xml:space="preserve"> Mara Game Camp)</w:t>
+      </w:r>
+      <w:r>
+        <w:rPr>
+          <w:rFonts w:ascii="Arial" w:hAnsi="Arial" w:cs="Arial"/>
+          <w:sz w:val="22"/>
+          <w:szCs w:val="22"/>
+          <w:lang w:val="en-IN"/>
+        </w:rPr>
+        <w:br/>
+        <w:t>Full day game viewing in Maasai Mara National Reserve. Evening yoga session at the camp followed by dinner and overnight stay.</w:t>
       </w:r>
     </w:p>
     <w:p>
@@ -274,41 +358,17 @@
           <w:szCs w:val="22"/>
           <w:lang w:val="en-IN"/>
         </w:rPr>
-        <w:t xml:space="preserve">Day 01: Nairobi – Masai Mara (Stay: </w:t>
-      </w:r>
-      <w:proofErr w:type="spellStart"/>
-      <w:r>
-        <w:rPr>
-          <w:rFonts w:ascii="Arial" w:hAnsi="Arial" w:cs="Arial"/>
-          <w:b/>
-          <w:bCs/>
-          <w:sz w:val="22"/>
-          <w:szCs w:val="22"/>
-          <w:lang w:val="en-IN"/>
-        </w:rPr>
-        <w:t>Sarova</w:t>
-      </w:r>
-      <w:proofErr w:type="spellEnd"/>
-      <w:r>
-        <w:rPr>
-          <w:rFonts w:ascii="Arial" w:hAnsi="Arial" w:cs="Arial"/>
-          <w:b/>
-          <w:bCs/>
-          <w:sz w:val="22"/>
-          <w:szCs w:val="22"/>
-          <w:lang w:val="en-IN"/>
-        </w:rPr>
-        <w:t xml:space="preserve"> Mara Game Camp)</w:t>
-      </w:r>
-      <w:r>
-        <w:rPr>
-          <w:rFonts w:ascii="Arial" w:hAnsi="Arial" w:cs="Arial"/>
-          <w:sz w:val="22"/>
-          <w:szCs w:val="22"/>
-          <w:lang w:val="en-IN"/>
-        </w:rPr>
-        <w:br/>
-        <w:t>Depart from Nairobi and drive via Narok to Maasai Mara National Reserve. Arrive in time for lunch followed by an afternoon game drive. Later return to camp for a yoga session, dinner, and overnight stay.</w:t>
+        <w:t>Day 04: Masai Mara – Nairobi Departure</w:t>
+      </w:r>
+      <w:r>
+        <w:rPr>
+          <w:rFonts w:ascii="Arial" w:hAnsi="Arial" w:cs="Arial"/>
+          <w:sz w:val="22"/>
+          <w:szCs w:val="22"/>
+          <w:lang w:val="en-IN"/>
+        </w:rPr>
+        <w:br/>
+        <w:t>After breakfast, drive back to Nairobi and transfer to the airport for departure.</w:t>
       </w:r>
     </w:p>
     <w:p>
@@ -329,41 +389,97 @@
           <w:szCs w:val="22"/>
           <w:lang w:val="en-IN"/>
         </w:rPr>
-        <w:t xml:space="preserve">Day 02: Masai Mara (Stay: </w:t>
-      </w:r>
-      <w:proofErr w:type="spellStart"/>
-      <w:r>
-        <w:rPr>
-          <w:rFonts w:ascii="Arial" w:hAnsi="Arial" w:cs="Arial"/>
-          <w:b/>
-          <w:bCs/>
-          <w:sz w:val="22"/>
-          <w:szCs w:val="22"/>
-          <w:lang w:val="en-IN"/>
-        </w:rPr>
-        <w:t>Sarova</w:t>
-      </w:r>
-      <w:proofErr w:type="spellEnd"/>
-      <w:r>
-        <w:rPr>
-          <w:rFonts w:ascii="Arial" w:hAnsi="Arial" w:cs="Arial"/>
-          <w:b/>
-          <w:bCs/>
-          <w:sz w:val="22"/>
-          <w:szCs w:val="22"/>
-          <w:lang w:val="en-IN"/>
-        </w:rPr>
-        <w:t xml:space="preserve"> Mara Game Camp)</w:t>
-      </w:r>
-      <w:r>
-        <w:rPr>
-          <w:rFonts w:ascii="Arial" w:hAnsi="Arial" w:cs="Arial"/>
-          <w:sz w:val="22"/>
-          <w:szCs w:val="22"/>
-          <w:lang w:val="en-IN"/>
-        </w:rPr>
-        <w:br/>
-        <w:t>Optional early morning yoga session or game drive followed by breakfast. Late morning relaxation or wellness session at camp. After lunch, proceed for afternoon game drive and return to camp before dusk. Dinner and overnight stay.</w:t>
+        <w:t>Trip Cost Breakdown</w:t>
+      </w:r>
+      <w:r>
+        <w:rPr>
+          <w:rFonts w:ascii="Arial" w:hAnsi="Arial" w:cs="Arial"/>
+          <w:sz w:val="22"/>
+          <w:szCs w:val="22"/>
+          <w:lang w:val="en-IN"/>
+        </w:rPr>
+        <w:br/>
+        <w:t>• Accommodation</w:t>
+      </w:r>
+      <w:r>
+        <w:rPr>
+          <w:rFonts w:ascii="Arial" w:hAnsi="Arial" w:cs="Arial"/>
+          <w:sz w:val="22"/>
+          <w:szCs w:val="22"/>
+          <w:lang w:val="en-IN"/>
+        </w:rPr>
+        <w:br/>
+        <w:t>• Meals as per itinerary</w:t>
+      </w:r>
+      <w:r>
+        <w:rPr>
+          <w:rFonts w:ascii="Arial" w:hAnsi="Arial" w:cs="Arial"/>
+          <w:sz w:val="22"/>
+          <w:szCs w:val="22"/>
+          <w:lang w:val="en-IN"/>
+        </w:rPr>
+        <w:br/>
+        <w:t>• 4x4 safari vehicle</w:t>
+      </w:r>
+      <w:r>
+        <w:rPr>
+          <w:rFonts w:ascii="Arial" w:hAnsi="Arial" w:cs="Arial"/>
+          <w:sz w:val="22"/>
+          <w:szCs w:val="22"/>
+          <w:lang w:val="en-IN"/>
+        </w:rPr>
+        <w:br/>
+        <w:t>• English-speaking guide</w:t>
+      </w:r>
+      <w:r>
+        <w:rPr>
+          <w:rFonts w:ascii="Arial" w:hAnsi="Arial" w:cs="Arial"/>
+          <w:sz w:val="22"/>
+          <w:szCs w:val="22"/>
+          <w:lang w:val="en-IN"/>
+        </w:rPr>
+        <w:br/>
+        <w:t>• Game drives</w:t>
+      </w:r>
+      <w:r>
+        <w:rPr>
+          <w:rFonts w:ascii="Arial" w:hAnsi="Arial" w:cs="Arial"/>
+          <w:sz w:val="22"/>
+          <w:szCs w:val="22"/>
+          <w:lang w:val="en-IN"/>
+        </w:rPr>
+        <w:br/>
+        <w:t>• Yoga sessions</w:t>
+      </w:r>
+      <w:r>
+        <w:rPr>
+          <w:rFonts w:ascii="Arial" w:hAnsi="Arial" w:cs="Arial"/>
+          <w:sz w:val="22"/>
+          <w:szCs w:val="22"/>
+          <w:lang w:val="en-IN"/>
+        </w:rPr>
+        <w:br/>
+        <w:t>• Park entrance fees</w:t>
+      </w:r>
+      <w:r>
+        <w:rPr>
+          <w:rFonts w:ascii="Arial" w:hAnsi="Arial" w:cs="Arial"/>
+          <w:sz w:val="22"/>
+          <w:szCs w:val="22"/>
+          <w:lang w:val="en-IN"/>
+        </w:rPr>
+        <w:br/>
+        <w:t>• Bottled water</w:t>
+      </w:r>
+      <w:r>
+        <w:rPr>
+          <w:rFonts w:ascii="Arial" w:hAnsi="Arial" w:cs="Arial"/>
+          <w:sz w:val="22"/>
+          <w:szCs w:val="22"/>
+          <w:lang w:val="en-IN"/>
+        </w:rPr>
+        <w:br/>
+        <w:t>• Government taxes</w:t>
       </w:r>
     </w:p>
     <w:p>
@@ -384,41 +500,116 @@
           <w:szCs w:val="22"/>
           <w:lang w:val="en-IN"/>
         </w:rPr>
-        <w:t xml:space="preserve">Day 03: Masai Mara (Stay: </w:t>
-      </w:r>
-      <w:proofErr w:type="spellStart"/>
-      <w:r>
-        <w:rPr>
-          <w:rFonts w:ascii="Arial" w:hAnsi="Arial" w:cs="Arial"/>
-          <w:b/>
-          <w:bCs/>
-          <w:sz w:val="22"/>
-          <w:szCs w:val="22"/>
-          <w:lang w:val="en-IN"/>
-        </w:rPr>
-        <w:t>Sarova</w:t>
-      </w:r>
-      <w:proofErr w:type="spellEnd"/>
-      <w:r>
-        <w:rPr>
-          <w:rFonts w:ascii="Arial" w:hAnsi="Arial" w:cs="Arial"/>
-          <w:b/>
-          <w:bCs/>
-          <w:sz w:val="22"/>
-          <w:szCs w:val="22"/>
-          <w:lang w:val="en-IN"/>
-        </w:rPr>
-        <w:t xml:space="preserve"> Mara Game Camp)</w:t>
-      </w:r>
-      <w:r>
-        <w:rPr>
-          <w:rFonts w:ascii="Arial" w:hAnsi="Arial" w:cs="Arial"/>
-          <w:sz w:val="22"/>
-          <w:szCs w:val="22"/>
-          <w:lang w:val="en-IN"/>
-        </w:rPr>
-        <w:br/>
-        <w:t>Full day game viewing in Maasai Mara National Reserve. Evening yoga session at the camp followed by dinner and overnight stay.</w:t>
+        <w:t>Inclusion</w:t>
+      </w:r>
+      <w:r>
+        <w:rPr>
+          <w:rFonts w:ascii="Arial" w:hAnsi="Arial" w:cs="Arial"/>
+          <w:sz w:val="22"/>
+          <w:szCs w:val="22"/>
+          <w:lang w:val="en-IN"/>
+        </w:rPr>
+        <w:br/>
+        <w:t>• Airport meet and greet</w:t>
+      </w:r>
+      <w:r>
+        <w:rPr>
+          <w:rFonts w:ascii="Arial" w:hAnsi="Arial" w:cs="Arial"/>
+          <w:sz w:val="22"/>
+          <w:szCs w:val="22"/>
+          <w:lang w:val="en-IN"/>
+        </w:rPr>
+        <w:br/>
+        <w:t>• Accommodation</w:t>
+      </w:r>
+      <w:r>
+        <w:rPr>
+          <w:rFonts w:ascii="Arial" w:hAnsi="Arial" w:cs="Arial"/>
+          <w:sz w:val="22"/>
+          <w:szCs w:val="22"/>
+          <w:lang w:val="en-IN"/>
+        </w:rPr>
+        <w:br/>
+        <w:t>• Meals as per plan</w:t>
+      </w:r>
+      <w:r>
+        <w:rPr>
+          <w:rFonts w:ascii="Arial" w:hAnsi="Arial" w:cs="Arial"/>
+          <w:sz w:val="22"/>
+          <w:szCs w:val="22"/>
+          <w:lang w:val="en-IN"/>
+        </w:rPr>
+        <w:br/>
+        <w:t>• Transport in 4x4 safari vehicle</w:t>
+      </w:r>
+      <w:r>
+        <w:rPr>
+          <w:rFonts w:ascii="Arial" w:hAnsi="Arial" w:cs="Arial"/>
+          <w:sz w:val="22"/>
+          <w:szCs w:val="22"/>
+          <w:lang w:val="en-IN"/>
+        </w:rPr>
+        <w:br/>
+      </w:r>
+      <w:r>
+        <w:rPr>
+          <w:rFonts w:ascii="Arial" w:hAnsi="Arial" w:cs="Arial"/>
+          <w:sz w:val="22"/>
+          <w:szCs w:val="22"/>
+          <w:lang w:val="en-IN"/>
+        </w:rPr>
+        <w:lastRenderedPageBreak/>
+        <w:t>• English-speaking guide</w:t>
+      </w:r>
+      <w:r>
+        <w:rPr>
+          <w:rFonts w:ascii="Arial" w:hAnsi="Arial" w:cs="Arial"/>
+          <w:sz w:val="22"/>
+          <w:szCs w:val="22"/>
+          <w:lang w:val="en-IN"/>
+        </w:rPr>
+        <w:br/>
+        <w:t>• Game drives</w:t>
+      </w:r>
+      <w:r>
+        <w:rPr>
+          <w:rFonts w:ascii="Arial" w:hAnsi="Arial" w:cs="Arial"/>
+          <w:sz w:val="22"/>
+          <w:szCs w:val="22"/>
+          <w:lang w:val="en-IN"/>
+        </w:rPr>
+        <w:br/>
+        <w:t>• Yoga sessions</w:t>
+      </w:r>
+      <w:r>
+        <w:rPr>
+          <w:rFonts w:ascii="Arial" w:hAnsi="Arial" w:cs="Arial"/>
+          <w:sz w:val="22"/>
+          <w:szCs w:val="22"/>
+          <w:lang w:val="en-IN"/>
+        </w:rPr>
+        <w:br/>
+        <w:t>• Park fees</w:t>
+      </w:r>
+      <w:r>
+        <w:rPr>
+          <w:rFonts w:ascii="Arial" w:hAnsi="Arial" w:cs="Arial"/>
+          <w:sz w:val="22"/>
+          <w:szCs w:val="22"/>
+          <w:lang w:val="en-IN"/>
+        </w:rPr>
+        <w:br/>
+        <w:t>• Bottled water</w:t>
+      </w:r>
+      <w:r>
+        <w:rPr>
+          <w:rFonts w:ascii="Arial" w:hAnsi="Arial" w:cs="Arial"/>
+          <w:sz w:val="22"/>
+          <w:szCs w:val="22"/>
+          <w:lang w:val="en-IN"/>
+        </w:rPr>
+        <w:br/>
+        <w:t>• Government taxes</w:t>
       </w:r>
     </w:p>
     <w:p>
@@ -439,17 +630,67 @@
           <w:szCs w:val="22"/>
           <w:lang w:val="en-IN"/>
         </w:rPr>
-        <w:t>Day 04: Masai Mara – Nairobi Departure</w:t>
-      </w:r>
-      <w:r>
-        <w:rPr>
-          <w:rFonts w:ascii="Arial" w:hAnsi="Arial" w:cs="Arial"/>
-          <w:sz w:val="22"/>
-          <w:szCs w:val="22"/>
-          <w:lang w:val="en-IN"/>
-        </w:rPr>
-        <w:br/>
-        <w:t>After breakfast, drive back to Nairobi and transfer to the airport for departure.</w:t>
+        <w:t>Exclusion</w:t>
+      </w:r>
+      <w:r>
+        <w:rPr>
+          <w:rFonts w:ascii="Arial" w:hAnsi="Arial" w:cs="Arial"/>
+          <w:sz w:val="22"/>
+          <w:szCs w:val="22"/>
+          <w:lang w:val="en-IN"/>
+        </w:rPr>
+        <w:br/>
+        <w:t>• International flights</w:t>
+      </w:r>
+      <w:r>
+        <w:rPr>
+          <w:rFonts w:ascii="Arial" w:hAnsi="Arial" w:cs="Arial"/>
+          <w:sz w:val="22"/>
+          <w:szCs w:val="22"/>
+          <w:lang w:val="en-IN"/>
+        </w:rPr>
+        <w:br/>
+        <w:t>• Visa fees</w:t>
+      </w:r>
+      <w:r>
+        <w:rPr>
+          <w:rFonts w:ascii="Arial" w:hAnsi="Arial" w:cs="Arial"/>
+          <w:sz w:val="22"/>
+          <w:szCs w:val="22"/>
+          <w:lang w:val="en-IN"/>
+        </w:rPr>
+        <w:br/>
+        <w:t>• Travel insurance</w:t>
+      </w:r>
+      <w:r>
+        <w:rPr>
+          <w:rFonts w:ascii="Arial" w:hAnsi="Arial" w:cs="Arial"/>
+          <w:sz w:val="22"/>
+          <w:szCs w:val="22"/>
+          <w:lang w:val="en-IN"/>
+        </w:rPr>
+        <w:br/>
+        <w:t>• Tips and gratuities</w:t>
+      </w:r>
+      <w:r>
+        <w:rPr>
+          <w:rFonts w:ascii="Arial" w:hAnsi="Arial" w:cs="Arial"/>
+          <w:sz w:val="22"/>
+          <w:szCs w:val="22"/>
+          <w:lang w:val="en-IN"/>
+        </w:rPr>
+        <w:br/>
+        <w:t>• Personal expenses</w:t>
+      </w:r>
+      <w:r>
+        <w:rPr>
+          <w:rFonts w:ascii="Arial" w:hAnsi="Arial" w:cs="Arial"/>
+          <w:sz w:val="22"/>
+          <w:szCs w:val="22"/>
+          <w:lang w:val="en-IN"/>
+        </w:rPr>
+        <w:br/>
+        <w:t>• Additional activities</w:t>
       </w:r>
     </w:p>
     <w:p>
@@ -470,97 +711,27 @@
           <w:szCs w:val="22"/>
           <w:lang w:val="en-IN"/>
         </w:rPr>
-        <w:t>Trip Cost Breakdown</w:t>
-      </w:r>
-      <w:r>
-        <w:rPr>
-          <w:rFonts w:ascii="Arial" w:hAnsi="Arial" w:cs="Arial"/>
-          <w:sz w:val="22"/>
-          <w:szCs w:val="22"/>
-          <w:lang w:val="en-IN"/>
-        </w:rPr>
-        <w:br/>
-        <w:t>• Accommodation</w:t>
-      </w:r>
-      <w:r>
-        <w:rPr>
-          <w:rFonts w:ascii="Arial" w:hAnsi="Arial" w:cs="Arial"/>
-          <w:sz w:val="22"/>
-          <w:szCs w:val="22"/>
-          <w:lang w:val="en-IN"/>
-        </w:rPr>
-        <w:br/>
-        <w:t>• Meals as per itinerary</w:t>
-      </w:r>
-      <w:r>
-        <w:rPr>
-          <w:rFonts w:ascii="Arial" w:hAnsi="Arial" w:cs="Arial"/>
-          <w:sz w:val="22"/>
-          <w:szCs w:val="22"/>
-          <w:lang w:val="en-IN"/>
-        </w:rPr>
-        <w:br/>
-        <w:t>• 4x4 safari vehicle</w:t>
-      </w:r>
-      <w:r>
-        <w:rPr>
-          <w:rFonts w:ascii="Arial" w:hAnsi="Arial" w:cs="Arial"/>
-          <w:sz w:val="22"/>
-          <w:szCs w:val="22"/>
-          <w:lang w:val="en-IN"/>
-        </w:rPr>
-        <w:br/>
-        <w:t>• English-speaking guide</w:t>
-      </w:r>
-      <w:r>
-        <w:rPr>
-          <w:rFonts w:ascii="Arial" w:hAnsi="Arial" w:cs="Arial"/>
-          <w:sz w:val="22"/>
-          <w:szCs w:val="22"/>
-          <w:lang w:val="en-IN"/>
-        </w:rPr>
-        <w:br/>
-        <w:t>• Game drives</w:t>
-      </w:r>
-      <w:r>
-        <w:rPr>
-          <w:rFonts w:ascii="Arial" w:hAnsi="Arial" w:cs="Arial"/>
-          <w:sz w:val="22"/>
-          <w:szCs w:val="22"/>
-          <w:lang w:val="en-IN"/>
-        </w:rPr>
-        <w:br/>
-        <w:t>• Yoga sessions</w:t>
-      </w:r>
-      <w:r>
-        <w:rPr>
-          <w:rFonts w:ascii="Arial" w:hAnsi="Arial" w:cs="Arial"/>
-          <w:sz w:val="22"/>
-          <w:szCs w:val="22"/>
-          <w:lang w:val="en-IN"/>
-        </w:rPr>
-        <w:br/>
-        <w:t>• Park entrance fees</w:t>
-      </w:r>
-      <w:r>
-        <w:rPr>
-          <w:rFonts w:ascii="Arial" w:hAnsi="Arial" w:cs="Arial"/>
-          <w:sz w:val="22"/>
-          <w:szCs w:val="22"/>
-          <w:lang w:val="en-IN"/>
-        </w:rPr>
-        <w:br/>
-        <w:t>• Bottled water</w:t>
-      </w:r>
-      <w:r>
-        <w:rPr>
-          <w:rFonts w:ascii="Arial" w:hAnsi="Arial" w:cs="Arial"/>
-          <w:sz w:val="22"/>
-          <w:szCs w:val="22"/>
-          <w:lang w:val="en-IN"/>
-        </w:rPr>
-        <w:br/>
-        <w:t>• Government taxes</w:t>
+        <w:t>Note</w:t>
+      </w:r>
+      <w:r>
+        <w:rPr>
+          <w:rFonts w:ascii="Arial" w:hAnsi="Arial" w:cs="Arial"/>
+          <w:sz w:val="22"/>
+          <w:szCs w:val="22"/>
+          <w:lang w:val="en-IN"/>
+        </w:rPr>
+        <w:br/>
+      </w:r>
+      <w:r>
+        <w:rPr>
+          <w:rFonts w:ascii="Arial" w:hAnsi="Arial" w:cs="Arial"/>
+          <w:i/>
+          <w:iCs/>
+          <w:sz w:val="22"/>
+          <w:szCs w:val="22"/>
+          <w:lang w:val="en-IN"/>
+        </w:rPr>
+        <w:t>Cost may vary as per the ROE rates at the date of confirmation</w:t>
       </w:r>
     </w:p>
     <w:p>
@@ -569,260 +740,16 @@
           <w:rFonts w:ascii="Arial" w:hAnsi="Arial" w:cs="Arial"/>
           <w:sz w:val="22"/>
           <w:szCs w:val="22"/>
-          <w:lang w:val="en-IN"/>
-        </w:rPr>
-      </w:pPr>
-      <w:r>
-        <w:rPr>
-          <w:rFonts w:ascii="Arial" w:hAnsi="Arial" w:cs="Arial"/>
-          <w:b/>
-          <w:bCs/>
-          <w:sz w:val="22"/>
-          <w:szCs w:val="22"/>
-          <w:lang w:val="en-IN"/>
-        </w:rPr>
-        <w:lastRenderedPageBreak/>
-        <w:t>Inclusion</w:t>
-      </w:r>
-      <w:r>
-        <w:rPr>
-          <w:rFonts w:ascii="Arial" w:hAnsi="Arial" w:cs="Arial"/>
-          <w:sz w:val="22"/>
-          <w:szCs w:val="22"/>
-          <w:lang w:val="en-IN"/>
-        </w:rPr>
-        <w:br/>
-        <w:t>• Airport meet and greet</w:t>
-      </w:r>
-      <w:r>
-        <w:rPr>
-          <w:rFonts w:ascii="Arial" w:hAnsi="Arial" w:cs="Arial"/>
-          <w:sz w:val="22"/>
-          <w:szCs w:val="22"/>
-          <w:lang w:val="en-IN"/>
-        </w:rPr>
-        <w:br/>
-        <w:t>• Accommodation</w:t>
-      </w:r>
-      <w:r>
-        <w:rPr>
-          <w:rFonts w:ascii="Arial" w:hAnsi="Arial" w:cs="Arial"/>
-          <w:sz w:val="22"/>
-          <w:szCs w:val="22"/>
-          <w:lang w:val="en-IN"/>
-        </w:rPr>
-        <w:br/>
-        <w:t>• Meals as per plan</w:t>
-      </w:r>
-      <w:r>
-        <w:rPr>
-          <w:rFonts w:ascii="Arial" w:hAnsi="Arial" w:cs="Arial"/>
-          <w:sz w:val="22"/>
-          <w:szCs w:val="22"/>
-          <w:lang w:val="en-IN"/>
-        </w:rPr>
-        <w:br/>
-        <w:t>• Transport in 4x4 safari vehicle</w:t>
-      </w:r>
-      <w:r>
-        <w:rPr>
-          <w:rFonts w:ascii="Arial" w:hAnsi="Arial" w:cs="Arial"/>
-          <w:sz w:val="22"/>
-          <w:szCs w:val="22"/>
-          <w:lang w:val="en-IN"/>
-        </w:rPr>
-        <w:br/>
-        <w:t>• English-speaking guide</w:t>
-      </w:r>
-      <w:r>
-        <w:rPr>
-          <w:rFonts w:ascii="Arial" w:hAnsi="Arial" w:cs="Arial"/>
-          <w:sz w:val="22"/>
-          <w:szCs w:val="22"/>
-          <w:lang w:val="en-IN"/>
-        </w:rPr>
-        <w:br/>
-        <w:t>• Game drives</w:t>
-      </w:r>
-      <w:r>
-        <w:rPr>
-          <w:rFonts w:ascii="Arial" w:hAnsi="Arial" w:cs="Arial"/>
-          <w:sz w:val="22"/>
-          <w:szCs w:val="22"/>
-          <w:lang w:val="en-IN"/>
-        </w:rPr>
-        <w:br/>
-        <w:t>• Yoga sessions</w:t>
-      </w:r>
-      <w:r>
-        <w:rPr>
-          <w:rFonts w:ascii="Arial" w:hAnsi="Arial" w:cs="Arial"/>
-          <w:sz w:val="22"/>
-          <w:szCs w:val="22"/>
-          <w:lang w:val="en-IN"/>
-        </w:rPr>
-        <w:br/>
-        <w:t>• Park fees</w:t>
-      </w:r>
-      <w:r>
-        <w:rPr>
-          <w:rFonts w:ascii="Arial" w:hAnsi="Arial" w:cs="Arial"/>
-          <w:sz w:val="22"/>
-          <w:szCs w:val="22"/>
-          <w:lang w:val="en-IN"/>
-        </w:rPr>
-        <w:br/>
-        <w:t>• Bottled water</w:t>
-      </w:r>
-      <w:r>
-        <w:rPr>
-          <w:rFonts w:ascii="Arial" w:hAnsi="Arial" w:cs="Arial"/>
-          <w:sz w:val="22"/>
-          <w:szCs w:val="22"/>
-          <w:lang w:val="en-IN"/>
-        </w:rPr>
-        <w:br/>
-        <w:t>• Government taxes</w:t>
-      </w:r>
-    </w:p>
-    <w:p>
-      <w:pPr>
-        <w:rPr>
-          <w:rFonts w:ascii="Arial" w:hAnsi="Arial" w:cs="Arial"/>
-          <w:sz w:val="22"/>
-          <w:szCs w:val="22"/>
-          <w:lang w:val="en-IN"/>
-        </w:rPr>
-      </w:pPr>
-      <w:r>
-        <w:rPr>
-          <w:rFonts w:ascii="Arial" w:hAnsi="Arial" w:cs="Arial"/>
-          <w:b/>
-          <w:bCs/>
-          <w:sz w:val="22"/>
-          <w:szCs w:val="22"/>
-          <w:lang w:val="en-IN"/>
-        </w:rPr>
-        <w:t>Exclusion</w:t>
-      </w:r>
-      <w:r>
-        <w:rPr>
-          <w:rFonts w:ascii="Arial" w:hAnsi="Arial" w:cs="Arial"/>
-          <w:sz w:val="22"/>
-          <w:szCs w:val="22"/>
-          <w:lang w:val="en-IN"/>
-        </w:rPr>
-        <w:br/>
-        <w:t>• International flights</w:t>
-      </w:r>
-      <w:r>
-        <w:rPr>
-          <w:rFonts w:ascii="Arial" w:hAnsi="Arial" w:cs="Arial"/>
-          <w:sz w:val="22"/>
-          <w:szCs w:val="22"/>
-          <w:lang w:val="en-IN"/>
-        </w:rPr>
-        <w:br/>
-        <w:t>• Visa fees</w:t>
-      </w:r>
-      <w:r>
-        <w:rPr>
-          <w:rFonts w:ascii="Arial" w:hAnsi="Arial" w:cs="Arial"/>
-          <w:sz w:val="22"/>
-          <w:szCs w:val="22"/>
-          <w:lang w:val="en-IN"/>
-        </w:rPr>
-        <w:br/>
-        <w:t>• Travel insurance</w:t>
-      </w:r>
-      <w:r>
-        <w:rPr>
-          <w:rFonts w:ascii="Arial" w:hAnsi="Arial" w:cs="Arial"/>
-          <w:sz w:val="22"/>
-          <w:szCs w:val="22"/>
-          <w:lang w:val="en-IN"/>
-        </w:rPr>
-        <w:br/>
-        <w:t>• Tips and gratuities</w:t>
-      </w:r>
-      <w:r>
-        <w:rPr>
-          <w:rFonts w:ascii="Arial" w:hAnsi="Arial" w:cs="Arial"/>
-          <w:sz w:val="22"/>
-          <w:szCs w:val="22"/>
-          <w:lang w:val="en-IN"/>
-        </w:rPr>
-        <w:br/>
-        <w:t>• Personal expenses</w:t>
-      </w:r>
-      <w:r>
-        <w:rPr>
-          <w:rFonts w:ascii="Arial" w:hAnsi="Arial" w:cs="Arial"/>
-          <w:sz w:val="22"/>
-          <w:szCs w:val="22"/>
-          <w:lang w:val="en-IN"/>
-        </w:rPr>
-        <w:br/>
-        <w:t>• Additional activities</w:t>
-      </w:r>
-    </w:p>
-    <w:p>
-      <w:pPr>
-        <w:rPr>
-          <w:rFonts w:ascii="Arial" w:hAnsi="Arial" w:cs="Arial"/>
-          <w:sz w:val="22"/>
-          <w:szCs w:val="22"/>
-          <w:lang w:val="en-IN"/>
-        </w:rPr>
-      </w:pPr>
-      <w:r>
-        <w:rPr>
-          <w:rFonts w:ascii="Arial" w:hAnsi="Arial" w:cs="Arial"/>
-          <w:b/>
-          <w:bCs/>
-          <w:sz w:val="22"/>
-          <w:szCs w:val="22"/>
-          <w:lang w:val="en-IN"/>
-        </w:rPr>
-        <w:t>Note</w:t>
-      </w:r>
-      <w:r>
-        <w:rPr>
-          <w:rFonts w:ascii="Arial" w:hAnsi="Arial" w:cs="Arial"/>
-          <w:sz w:val="22"/>
-          <w:szCs w:val="22"/>
-          <w:lang w:val="en-IN"/>
-        </w:rPr>
-        <w:br/>
-      </w:r>
-      <w:r>
-        <w:rPr>
-          <w:rFonts w:ascii="Arial" w:hAnsi="Arial" w:cs="Arial"/>
-          <w:i/>
-          <w:iCs/>
-          <w:sz w:val="22"/>
-          <w:szCs w:val="22"/>
-          <w:lang w:val="en-IN"/>
-        </w:rPr>
-        <w:t>Cost may vary as per the ROE rates at the date of confirmation</w:t>
-      </w:r>
-    </w:p>
-    <w:p>
-      <w:pPr>
-        <w:rPr>
-          <w:rFonts w:ascii="Arial" w:hAnsi="Arial" w:cs="Arial"/>
-          <w:sz w:val="22"/>
-          <w:szCs w:val="22"/>
         </w:rPr>
       </w:pPr>
     </w:p>
     <w:sectPr>
-      <w:headerReference w:type="even" r:id="rId7"/>
-      <w:headerReference w:type="default" r:id="rId8"/>
-      <w:footerReference w:type="even" r:id="rId9"/>
-      <w:footerReference w:type="default" r:id="rId10"/>
-      <w:headerReference w:type="first" r:id="rId11"/>
-      <w:footerReference w:type="first" r:id="rId12"/>
+      <w:headerReference w:type="even" r:id="rId6"/>
+      <w:headerReference w:type="default" r:id="rId7"/>
+      <w:footerReference w:type="even" r:id="rId8"/>
+      <w:footerReference w:type="default" r:id="rId9"/>
+      <w:headerReference w:type="first" r:id="rId10"/>
+      <w:footerReference w:type="first" r:id="rId11"/>
       <w:pgSz w:w="11907" w:h="16839"/>
       <w:pgMar w:top="567" w:right="1134" w:bottom="567" w:left="1134" w:header="720" w:footer="720" w:gutter="0"/>
       <w:cols w:space="720"/>
@@ -833,7 +760,7 @@
 </file>
 
 <file path=word/endnotes.xml><?xml version="1.0" encoding="utf-8"?>
-<w:endnotes xmlns:wpc="http://schemas.microsoft.com/office/word/2010/wordprocessingCanvas" xmlns:cx="http://schemas.microsoft.com/office/drawing/2014/chartex" xmlns:cx1="http://schemas.microsoft.com/office/drawing/2015/9/8/chartex" xmlns:cx2="http://schemas.microsoft.com/office/drawing/2015/10/21/chartex" xmlns:cx3="http://schemas.microsoft.com/office/drawing/2016/5/9/chartex" xmlns:cx4="http://schemas.microsoft.com/office/drawing/2016/5/10/chartex" xmlns:cx5="http://schemas.microsoft.com/office/drawing/2016/5/11/chartex" xmlns:cx6="http://schemas.microsoft.com/office/drawing/2016/5/12/chartex" xmlns:cx7="http://schemas.microsoft.com/office/drawing/2016/5/13/chartex" xmlns:cx8="http://schemas.microsoft.com/office/drawing/2016/5/14/chartex" xmlns:mc="http://schemas.openxmlformats.org/markup-compatibility/2006" xmlns:aink="http://schemas.microsoft.com/office/drawing/2016/ink" xmlns:am3d="http://schemas.microsoft.com/office/drawing/2017/model3d" xmlns:o="urn:schemas-microsoft-com:office:office" xmlns:oel="http://schemas.microsoft.com/office/2019/extlst" xmlns:r="http://schemas.openxmlformats.org/officeDocument/2006/relationships" xmlns:m="http://schemas.openxmlformats.org/officeDocument/2006/math" xmlns:v="urn:schemas-microsoft-com:vml" xmlns:wp14="http://schemas.microsoft.com/office/word/2010/wordprocessingDrawing" xmlns:wp="http://schemas.openxmlformats.org/drawingml/2006/wordprocessingDrawing" xmlns:w10="urn:schemas-microsoft-com:office:word" xmlns:w="http://schemas.openxmlformats.org/wordprocessingml/2006/main" xmlns:w14="http://schemas.microsoft.com/office/word/2010/wordml" xmlns:w15="http://schemas.microsoft.com/office/word/2012/wordml" xmlns:w16cex="http://schemas.microsoft.com/office/word/2018/wordml/cex" xmlns:w16cid="http://schemas.microsoft.com/office/word/2016/wordml/cid" xmlns:w16="http://schemas.microsoft.com/office/word/2018/wordml" xmlns:w16du="http://schemas.microsoft.com/office/word/2023/wordml/word16du" xmlns:w16sdtdh="http://schemas.microsoft.com/office/word/2020/wordml/sdtdatahash" xmlns:w16sdtfl="http://schemas.microsoft.com/office/word/2024/wordml/sdtformatlock" xmlns:w16se="http://schemas.microsoft.com/office/word/2015/wordml/symex" xmlns:wpg="http://schemas.microsoft.com/office/word/2010/wordprocessingGroup" xmlns:wpi="http://schemas.microsoft.com/office/word/2010/wordprocessingInk" xmlns:wne="http://schemas.microsoft.com/office/word/2006/wordml" xmlns:wps="http://schemas.microsoft.com/office/word/2010/wordprocessingShape" mc:Ignorable="w14 w15 w16se w16cid w16 w16cex w16sdtdh w16sdtfl w16du wp14">
+<w:endnotes xmlns:wpc="http://schemas.microsoft.com/office/word/2010/wordprocessingCanvas" xmlns:cx="http://schemas.microsoft.com/office/drawing/2014/chartex" xmlns:cx1="http://schemas.microsoft.com/office/drawing/2015/9/8/chartex" xmlns:cx2="http://schemas.microsoft.com/office/drawing/2015/10/21/chartex" xmlns:cx3="http://schemas.microsoft.com/office/drawing/2016/5/9/chartex" xmlns:cx4="http://schemas.microsoft.com/office/drawing/2016/5/10/chartex" xmlns:cx5="http://schemas.microsoft.com/office/drawing/2016/5/11/chartex" xmlns:cx6="http://schemas.microsoft.com/office/drawing/2016/5/12/chartex" xmlns:cx7="http://schemas.microsoft.com/office/drawing/2016/5/13/chartex" xmlns:cx8="http://schemas.microsoft.com/office/drawing/2016/5/14/chartex" xmlns:mc="http://schemas.openxmlformats.org/markup-compatibility/2006" xmlns:aink="http://schemas.microsoft.com/office/drawing/2016/ink" xmlns:am3d="http://schemas.microsoft.com/office/drawing/2017/model3d" xmlns:o="urn:schemas-microsoft-com:office:office" xmlns:r="http://schemas.openxmlformats.org/officeDocument/2006/relationships" xmlns:m="http://schemas.openxmlformats.org/officeDocument/2006/math" xmlns:v="urn:schemas-microsoft-com:vml" xmlns:wp14="http://schemas.microsoft.com/office/word/2010/wordprocessingDrawing" xmlns:wp="http://schemas.openxmlformats.org/drawingml/2006/wordprocessingDrawing" xmlns:w10="urn:schemas-microsoft-com:office:word" xmlns:w="http://schemas.openxmlformats.org/wordprocessingml/2006/main" xmlns:w14="http://schemas.microsoft.com/office/word/2010/wordml" xmlns:w15="http://schemas.microsoft.com/office/word/2012/wordml" xmlns:w16cid="http://schemas.microsoft.com/office/word/2016/wordml/cid" xmlns:w16se="http://schemas.microsoft.com/office/word/2015/wordml/symex" xmlns:wpg="http://schemas.microsoft.com/office/word/2010/wordprocessingGroup" xmlns:wpi="http://schemas.microsoft.com/office/word/2010/wordprocessingInk" xmlns:wne="http://schemas.microsoft.com/office/word/2006/wordml" xmlns:wps="http://schemas.microsoft.com/office/word/2010/wordprocessingShape" mc:Ignorable="w14 w15 w16se w16cid wp14">
   <w:endnote w:type="separator" w:id="-1">
     <w:p>
       <w:pPr>
@@ -858,7 +785,7 @@
 </file>
 
 <file path=word/footer1.xml><?xml version="1.0" encoding="utf-8"?>
-<w:ftr xmlns:wpc="http://schemas.microsoft.com/office/word/2010/wordprocessingCanvas" xmlns:cx="http://schemas.microsoft.com/office/drawing/2014/chartex" xmlns:cx1="http://schemas.microsoft.com/office/drawing/2015/9/8/chartex" xmlns:cx2="http://schemas.microsoft.com/office/drawing/2015/10/21/chartex" xmlns:cx3="http://schemas.microsoft.com/office/drawing/2016/5/9/chartex" xmlns:cx4="http://schemas.microsoft.com/office/drawing/2016/5/10/chartex" xmlns:cx5="http://schemas.microsoft.com/office/drawing/2016/5/11/chartex" xmlns:cx6="http://schemas.microsoft.com/office/drawing/2016/5/12/chartex" xmlns:cx7="http://schemas.microsoft.com/office/drawing/2016/5/13/chartex" xmlns:cx8="http://schemas.microsoft.com/office/drawing/2016/5/14/chartex" xmlns:mc="http://schemas.openxmlformats.org/markup-compatibility/2006" xmlns:aink="http://schemas.microsoft.com/office/drawing/2016/ink" xmlns:am3d="http://schemas.microsoft.com/office/drawing/2017/model3d" xmlns:o="urn:schemas-microsoft-com:office:office" xmlns:oel="http://schemas.microsoft.com/office/2019/extlst" xmlns:r="http://schemas.openxmlformats.org/officeDocument/2006/relationships" xmlns:m="http://schemas.openxmlformats.org/officeDocument/2006/math" xmlns:v="urn:schemas-microsoft-com:vml" xmlns:wp14="http://schemas.microsoft.com/office/word/2010/wordprocessingDrawing" xmlns:wp="http://schemas.openxmlformats.org/drawingml/2006/wordprocessingDrawing" xmlns:w10="urn:schemas-microsoft-com:office:word" xmlns:w="http://schemas.openxmlformats.org/wordprocessingml/2006/main" xmlns:w14="http://schemas.microsoft.com/office/word/2010/wordml" xmlns:w15="http://schemas.microsoft.com/office/word/2012/wordml" xmlns:w16cex="http://schemas.microsoft.com/office/word/2018/wordml/cex" xmlns:w16cid="http://schemas.microsoft.com/office/word/2016/wordml/cid" xmlns:w16="http://schemas.microsoft.com/office/word/2018/wordml" xmlns:w16du="http://schemas.microsoft.com/office/word/2023/wordml/word16du" xmlns:w16sdtdh="http://schemas.microsoft.com/office/word/2020/wordml/sdtdatahash" xmlns:w16sdtfl="http://schemas.microsoft.com/office/word/2024/wordml/sdtformatlock" xmlns:w16se="http://schemas.microsoft.com/office/word/2015/wordml/symex" xmlns:wpg="http://schemas.microsoft.com/office/word/2010/wordprocessingGroup" xmlns:wpi="http://schemas.microsoft.com/office/word/2010/wordprocessingInk" xmlns:wne="http://schemas.microsoft.com/office/word/2006/wordml" xmlns:wps="http://schemas.microsoft.com/office/word/2010/wordprocessingShape" mc:Ignorable="w14 w15 w16se w16cid w16 w16cex w16sdtdh w16sdtfl w16du wp14">
+<w:ftr xmlns:wpc="http://schemas.microsoft.com/office/word/2010/wordprocessingCanvas" xmlns:cx="http://schemas.microsoft.com/office/drawing/2014/chartex" xmlns:cx1="http://schemas.microsoft.com/office/drawing/2015/9/8/chartex" xmlns:cx2="http://schemas.microsoft.com/office/drawing/2015/10/21/chartex" xmlns:cx3="http://schemas.microsoft.com/office/drawing/2016/5/9/chartex" xmlns:cx4="http://schemas.microsoft.com/office/drawing/2016/5/10/chartex" xmlns:cx5="http://schemas.microsoft.com/office/drawing/2016/5/11/chartex" xmlns:cx6="http://schemas.microsoft.com/office/drawing/2016/5/12/chartex" xmlns:cx7="http://schemas.microsoft.com/office/drawing/2016/5/13/chartex" xmlns:cx8="http://schemas.microsoft.com/office/drawing/2016/5/14/chartex" xmlns:mc="http://schemas.openxmlformats.org/markup-compatibility/2006" xmlns:aink="http://schemas.microsoft.com/office/drawing/2016/ink" xmlns:am3d="http://schemas.microsoft.com/office/drawing/2017/model3d" xmlns:o="urn:schemas-microsoft-com:office:office" xmlns:r="http://schemas.openxmlformats.org/officeDocument/2006/relationships" xmlns:m="http://schemas.openxmlformats.org/officeDocument/2006/math" xmlns:v="urn:schemas-microsoft-com:vml" xmlns:wp14="http://schemas.microsoft.com/office/word/2010/wordprocessingDrawing" xmlns:wp="http://schemas.openxmlformats.org/drawingml/2006/wordprocessingDrawing" xmlns:w10="urn:schemas-microsoft-com:office:word" xmlns:w="http://schemas.openxmlformats.org/wordprocessingml/2006/main" xmlns:w14="http://schemas.microsoft.com/office/word/2010/wordml" xmlns:w15="http://schemas.microsoft.com/office/word/2012/wordml" xmlns:w16cid="http://schemas.microsoft.com/office/word/2016/wordml/cid" xmlns:w16se="http://schemas.microsoft.com/office/word/2015/wordml/symex" xmlns:wpg="http://schemas.microsoft.com/office/word/2010/wordprocessingGroup" xmlns:wpi="http://schemas.microsoft.com/office/word/2010/wordprocessingInk" xmlns:wne="http://schemas.microsoft.com/office/word/2006/wordml" xmlns:wps="http://schemas.microsoft.com/office/word/2010/wordprocessingShape" mc:Ignorable="w14 w15 w16se w16cid wp14">
   <w:p>
     <w:pPr>
       <w:pStyle w:val="Footer"/>
@@ -868,7 +795,7 @@
 </file>
 
 <file path=word/footer2.xml><?xml version="1.0" encoding="utf-8"?>
-<w:ftr xmlns:wpc="http://schemas.microsoft.com/office/word/2010/wordprocessingCanvas" xmlns:cx="http://schemas.microsoft.com/office/drawing/2014/chartex" xmlns:cx1="http://schemas.microsoft.com/office/drawing/2015/9/8/chartex" xmlns:cx2="http://schemas.microsoft.com/office/drawing/2015/10/21/chartex" xmlns:cx3="http://schemas.microsoft.com/office/drawing/2016/5/9/chartex" xmlns:cx4="http://schemas.microsoft.com/office/drawing/2016/5/10/chartex" xmlns:cx5="http://schemas.microsoft.com/office/drawing/2016/5/11/chartex" xmlns:cx6="http://schemas.microsoft.com/office/drawing/2016/5/12/chartex" xmlns:cx7="http://schemas.microsoft.com/office/drawing/2016/5/13/chartex" xmlns:cx8="http://schemas.microsoft.com/office/drawing/2016/5/14/chartex" xmlns:mc="http://schemas.openxmlformats.org/markup-compatibility/2006" xmlns:aink="http://schemas.microsoft.com/office/drawing/2016/ink" xmlns:am3d="http://schemas.microsoft.com/office/drawing/2017/model3d" xmlns:o="urn:schemas-microsoft-com:office:office" xmlns:oel="http://schemas.microsoft.com/office/2019/extlst" xmlns:r="http://schemas.openxmlformats.org/officeDocument/2006/relationships" xmlns:m="http://schemas.openxmlformats.org/officeDocument/2006/math" xmlns:v="urn:schemas-microsoft-com:vml" xmlns:wp14="http://schemas.microsoft.com/office/word/2010/wordprocessingDrawing" xmlns:wp="http://schemas.openxmlformats.org/drawingml/2006/wordprocessingDrawing" xmlns:w10="urn:schemas-microsoft-com:office:word" xmlns:w="http://schemas.openxmlformats.org/wordprocessingml/2006/main" xmlns:w14="http://schemas.microsoft.com/office/word/2010/wordml" xmlns:w15="http://schemas.microsoft.com/office/word/2012/wordml" xmlns:w16cex="http://schemas.microsoft.com/office/word/2018/wordml/cex" xmlns:w16cid="http://schemas.microsoft.com/office/word/2016/wordml/cid" xmlns:w16="http://schemas.microsoft.com/office/word/2018/wordml" xmlns:w16du="http://schemas.microsoft.com/office/word/2023/wordml/word16du" xmlns:w16sdtdh="http://schemas.microsoft.com/office/word/2020/wordml/sdtdatahash" xmlns:w16sdtfl="http://schemas.microsoft.com/office/word/2024/wordml/sdtformatlock" xmlns:w16se="http://schemas.microsoft.com/office/word/2015/wordml/symex" xmlns:wpg="http://schemas.microsoft.com/office/word/2010/wordprocessingGroup" xmlns:wpi="http://schemas.microsoft.com/office/word/2010/wordprocessingInk" xmlns:wne="http://schemas.microsoft.com/office/word/2006/wordml" xmlns:wps="http://schemas.microsoft.com/office/word/2010/wordprocessingShape" mc:Ignorable="w14 w15 w16se w16cid w16 w16cex w16sdtdh w16sdtfl w16du wp14">
+<w:ftr xmlns:wpc="http://schemas.microsoft.com/office/word/2010/wordprocessingCanvas" xmlns:cx="http://schemas.microsoft.com/office/drawing/2014/chartex" xmlns:cx1="http://schemas.microsoft.com/office/drawing/2015/9/8/chartex" xmlns:cx2="http://schemas.microsoft.com/office/drawing/2015/10/21/chartex" xmlns:cx3="http://schemas.microsoft.com/office/drawing/2016/5/9/chartex" xmlns:cx4="http://schemas.microsoft.com/office/drawing/2016/5/10/chartex" xmlns:cx5="http://schemas.microsoft.com/office/drawing/2016/5/11/chartex" xmlns:cx6="http://schemas.microsoft.com/office/drawing/2016/5/12/chartex" xmlns:cx7="http://schemas.microsoft.com/office/drawing/2016/5/13/chartex" xmlns:cx8="http://schemas.microsoft.com/office/drawing/2016/5/14/chartex" xmlns:mc="http://schemas.openxmlformats.org/markup-compatibility/2006" xmlns:aink="http://schemas.microsoft.com/office/drawing/2016/ink" xmlns:am3d="http://schemas.microsoft.com/office/drawing/2017/model3d" xmlns:o="urn:schemas-microsoft-com:office:office" xmlns:r="http://schemas.openxmlformats.org/officeDocument/2006/relationships" xmlns:m="http://schemas.openxmlformats.org/officeDocument/2006/math" xmlns:v="urn:schemas-microsoft-com:vml" xmlns:wp14="http://schemas.microsoft.com/office/word/2010/wordprocessingDrawing" xmlns:wp="http://schemas.openxmlformats.org/drawingml/2006/wordprocessingDrawing" xmlns:w10="urn:schemas-microsoft-com:office:word" xmlns:w="http://schemas.openxmlformats.org/wordprocessingml/2006/main" xmlns:w14="http://schemas.microsoft.com/office/word/2010/wordml" xmlns:w15="http://schemas.microsoft.com/office/word/2012/wordml" xmlns:w16cid="http://schemas.microsoft.com/office/word/2016/wordml/cid" xmlns:w16se="http://schemas.microsoft.com/office/word/2015/wordml/symex" xmlns:wpg="http://schemas.microsoft.com/office/word/2010/wordprocessingGroup" xmlns:wpi="http://schemas.microsoft.com/office/word/2010/wordprocessingInk" xmlns:wne="http://schemas.microsoft.com/office/word/2006/wordml" xmlns:wps="http://schemas.microsoft.com/office/word/2010/wordprocessingShape" mc:Ignorable="w14 w15 w16se w16cid wp14">
   <w:p>
     <w:pPr>
       <w:spacing w:line="209" w:lineRule="exact"/>
@@ -1112,7 +1039,7 @@
 </file>
 
 <file path=word/footer3.xml><?xml version="1.0" encoding="utf-8"?>
-<w:ftr xmlns:wpc="http://schemas.microsoft.com/office/word/2010/wordprocessingCanvas" xmlns:cx="http://schemas.microsoft.com/office/drawing/2014/chartex" xmlns:cx1="http://schemas.microsoft.com/office/drawing/2015/9/8/chartex" xmlns:cx2="http://schemas.microsoft.com/office/drawing/2015/10/21/chartex" xmlns:cx3="http://schemas.microsoft.com/office/drawing/2016/5/9/chartex" xmlns:cx4="http://schemas.microsoft.com/office/drawing/2016/5/10/chartex" xmlns:cx5="http://schemas.microsoft.com/office/drawing/2016/5/11/chartex" xmlns:cx6="http://schemas.microsoft.com/office/drawing/2016/5/12/chartex" xmlns:cx7="http://schemas.microsoft.com/office/drawing/2016/5/13/chartex" xmlns:cx8="http://schemas.microsoft.com/office/drawing/2016/5/14/chartex" xmlns:mc="http://schemas.openxmlformats.org/markup-compatibility/2006" xmlns:aink="http://schemas.microsoft.com/office/drawing/2016/ink" xmlns:am3d="http://schemas.microsoft.com/office/drawing/2017/model3d" xmlns:o="urn:schemas-microsoft-com:office:office" xmlns:oel="http://schemas.microsoft.com/office/2019/extlst" xmlns:r="http://schemas.openxmlformats.org/officeDocument/2006/relationships" xmlns:m="http://schemas.openxmlformats.org/officeDocument/2006/math" xmlns:v="urn:schemas-microsoft-com:vml" xmlns:wp14="http://schemas.microsoft.com/office/word/2010/wordprocessingDrawing" xmlns:wp="http://schemas.openxmlformats.org/drawingml/2006/wordprocessingDrawing" xmlns:w10="urn:schemas-microsoft-com:office:word" xmlns:w="http://schemas.openxmlformats.org/wordprocessingml/2006/main" xmlns:w14="http://schemas.microsoft.com/office/word/2010/wordml" xmlns:w15="http://schemas.microsoft.com/office/word/2012/wordml" xmlns:w16cex="http://schemas.microsoft.com/office/word/2018/wordml/cex" xmlns:w16cid="http://schemas.microsoft.com/office/word/2016/wordml/cid" xmlns:w16="http://schemas.microsoft.com/office/word/2018/wordml" xmlns:w16du="http://schemas.microsoft.com/office/word/2023/wordml/word16du" xmlns:w16sdtdh="http://schemas.microsoft.com/office/word/2020/wordml/sdtdatahash" xmlns:w16sdtfl="http://schemas.microsoft.com/office/word/2024/wordml/sdtformatlock" xmlns:w16se="http://schemas.microsoft.com/office/word/2015/wordml/symex" xmlns:wpg="http://schemas.microsoft.com/office/word/2010/wordprocessingGroup" xmlns:wpi="http://schemas.microsoft.com/office/word/2010/wordprocessingInk" xmlns:wne="http://schemas.microsoft.com/office/word/2006/wordml" xmlns:wps="http://schemas.microsoft.com/office/word/2010/wordprocessingShape" mc:Ignorable="w14 w15 w16se w16cid w16 w16cex w16sdtdh w16sdtfl w16du wp14">
+<w:ftr xmlns:wpc="http://schemas.microsoft.com/office/word/2010/wordprocessingCanvas" xmlns:cx="http://schemas.microsoft.com/office/drawing/2014/chartex" xmlns:cx1="http://schemas.microsoft.com/office/drawing/2015/9/8/chartex" xmlns:cx2="http://schemas.microsoft.com/office/drawing/2015/10/21/chartex" xmlns:cx3="http://schemas.microsoft.com/office/drawing/2016/5/9/chartex" xmlns:cx4="http://schemas.microsoft.com/office/drawing/2016/5/10/chartex" xmlns:cx5="http://schemas.microsoft.com/office/drawing/2016/5/11/chartex" xmlns:cx6="http://schemas.microsoft.com/office/drawing/2016/5/12/chartex" xmlns:cx7="http://schemas.microsoft.com/office/drawing/2016/5/13/chartex" xmlns:cx8="http://schemas.microsoft.com/office/drawing/2016/5/14/chartex" xmlns:mc="http://schemas.openxmlformats.org/markup-compatibility/2006" xmlns:aink="http://schemas.microsoft.com/office/drawing/2016/ink" xmlns:am3d="http://schemas.microsoft.com/office/drawing/2017/model3d" xmlns:o="urn:schemas-microsoft-com:office:office" xmlns:r="http://schemas.openxmlformats.org/officeDocument/2006/relationships" xmlns:m="http://schemas.openxmlformats.org/officeDocument/2006/math" xmlns:v="urn:schemas-microsoft-com:vml" xmlns:wp14="http://schemas.microsoft.com/office/word/2010/wordprocessingDrawing" xmlns:wp="http://schemas.openxmlformats.org/drawingml/2006/wordprocessingDrawing" xmlns:w10="urn:schemas-microsoft-com:office:word" xmlns:w="http://schemas.openxmlformats.org/wordprocessingml/2006/main" xmlns:w14="http://schemas.microsoft.com/office/word/2010/wordml" xmlns:w15="http://schemas.microsoft.com/office/word/2012/wordml" xmlns:w16cid="http://schemas.microsoft.com/office/word/2016/wordml/cid" xmlns:w16se="http://schemas.microsoft.com/office/word/2015/wordml/symex" xmlns:wpg="http://schemas.microsoft.com/office/word/2010/wordprocessingGroup" xmlns:wpi="http://schemas.microsoft.com/office/word/2010/wordprocessingInk" xmlns:wne="http://schemas.microsoft.com/office/word/2006/wordml" xmlns:wps="http://schemas.microsoft.com/office/word/2010/wordprocessingShape" mc:Ignorable="w14 w15 w16se w16cid wp14">
   <w:p>
     <w:pPr>
       <w:pStyle w:val="Footer"/>
@@ -1122,7 +1049,7 @@
 </file>
 
 <file path=word/footnotes.xml><?xml version="1.0" encoding="utf-8"?>
-<w:footnotes xmlns:wpc="http://schemas.microsoft.com/office/word/2010/wordprocessingCanvas" xmlns:cx="http://schemas.microsoft.com/office/drawing/2014/chartex" xmlns:cx1="http://schemas.microsoft.com/office/drawing/2015/9/8/chartex" xmlns:cx2="http://schemas.microsoft.com/office/drawing/2015/10/21/chartex" xmlns:cx3="http://schemas.microsoft.com/office/drawing/2016/5/9/chartex" xmlns:cx4="http://schemas.microsoft.com/office/drawing/2016/5/10/chartex" xmlns:cx5="http://schemas.microsoft.com/office/drawing/2016/5/11/chartex" xmlns:cx6="http://schemas.microsoft.com/office/drawing/2016/5/12/chartex" xmlns:cx7="http://schemas.microsoft.com/office/drawing/2016/5/13/chartex" xmlns:cx8="http://schemas.microsoft.com/office/drawing/2016/5/14/chartex" xmlns:mc="http://schemas.openxmlformats.org/markup-compatibility/2006" xmlns:aink="http://schemas.microsoft.com/office/drawing/2016/ink" xmlns:am3d="http://schemas.microsoft.com/office/drawing/2017/model3d" xmlns:o="urn:schemas-microsoft-com:office:office" xmlns:oel="http://schemas.microsoft.com/office/2019/extlst" xmlns:r="http://schemas.openxmlformats.org/officeDocument/2006/relationships" xmlns:m="http://schemas.openxmlformats.org/officeDocument/2006/math" xmlns:v="urn:schemas-microsoft-com:vml" xmlns:wp14="http://schemas.microsoft.com/office/word/2010/wordprocessingDrawing" xmlns:wp="http://schemas.openxmlformats.org/drawingml/2006/wordprocessingDrawing" xmlns:w10="urn:schemas-microsoft-com:office:word" xmlns:w="http://schemas.openxmlformats.org/wordprocessingml/2006/main" xmlns:w14="http://schemas.microsoft.com/office/word/2010/wordml" xmlns:w15="http://schemas.microsoft.com/office/word/2012/wordml" xmlns:w16cex="http://schemas.microsoft.com/office/word/2018/wordml/cex" xmlns:w16cid="http://schemas.microsoft.com/office/word/2016/wordml/cid" xmlns:w16="http://schemas.microsoft.com/office/word/2018/wordml" xmlns:w16du="http://schemas.microsoft.com/office/word/2023/wordml/word16du" xmlns:w16sdtdh="http://schemas.microsoft.com/office/word/2020/wordml/sdtdatahash" xmlns:w16sdtfl="http://schemas.microsoft.com/office/word/2024/wordml/sdtformatlock" xmlns:w16se="http://schemas.microsoft.com/office/word/2015/wordml/symex" xmlns:wpg="http://schemas.microsoft.com/office/word/2010/wordprocessingGroup" xmlns:wpi="http://schemas.microsoft.com/office/word/2010/wordprocessingInk" xmlns:wne="http://schemas.microsoft.com/office/word/2006/wordml" xmlns:wps="http://schemas.microsoft.com/office/word/2010/wordprocessingShape" mc:Ignorable="w14 w15 w16se w16cid w16 w16cex w16sdtdh w16sdtfl w16du wp14">
+<w:footnotes xmlns:wpc="http://schemas.microsoft.com/office/word/2010/wordprocessingCanvas" xmlns:cx="http://schemas.microsoft.com/office/drawing/2014/chartex" xmlns:cx1="http://schemas.microsoft.com/office/drawing/2015/9/8/chartex" xmlns:cx2="http://schemas.microsoft.com/office/drawing/2015/10/21/chartex" xmlns:cx3="http://schemas.microsoft.com/office/drawing/2016/5/9/chartex" xmlns:cx4="http://schemas.microsoft.com/office/drawing/2016/5/10/chartex" xmlns:cx5="http://schemas.microsoft.com/office/drawing/2016/5/11/chartex" xmlns:cx6="http://schemas.microsoft.com/office/drawing/2016/5/12/chartex" xmlns:cx7="http://schemas.microsoft.com/office/drawing/2016/5/13/chartex" xmlns:cx8="http://schemas.microsoft.com/office/drawing/2016/5/14/chartex" xmlns:mc="http://schemas.openxmlformats.org/markup-compatibility/2006" xmlns:aink="http://schemas.microsoft.com/office/drawing/2016/ink" xmlns:am3d="http://schemas.microsoft.com/office/drawing/2017/model3d" xmlns:o="urn:schemas-microsoft-com:office:office" xmlns:r="http://schemas.openxmlformats.org/officeDocument/2006/relationships" xmlns:m="http://schemas.openxmlformats.org/officeDocument/2006/math" xmlns:v="urn:schemas-microsoft-com:vml" xmlns:wp14="http://schemas.microsoft.com/office/word/2010/wordprocessingDrawing" xmlns:wp="http://schemas.openxmlformats.org/drawingml/2006/wordprocessingDrawing" xmlns:w10="urn:schemas-microsoft-com:office:word" xmlns:w="http://schemas.openxmlformats.org/wordprocessingml/2006/main" xmlns:w14="http://schemas.microsoft.com/office/word/2010/wordml" xmlns:w15="http://schemas.microsoft.com/office/word/2012/wordml" xmlns:w16cid="http://schemas.microsoft.com/office/word/2016/wordml/cid" xmlns:w16se="http://schemas.microsoft.com/office/word/2015/wordml/symex" xmlns:wpg="http://schemas.microsoft.com/office/word/2010/wordprocessingGroup" xmlns:wpi="http://schemas.microsoft.com/office/word/2010/wordprocessingInk" xmlns:wne="http://schemas.microsoft.com/office/word/2006/wordml" xmlns:wps="http://schemas.microsoft.com/office/word/2010/wordprocessingShape" mc:Ignorable="w14 w15 w16se w16cid wp14">
   <w:footnote w:type="separator" w:id="-1">
     <w:p>
       <w:pPr>
@@ -1147,7 +1074,7 @@
 </file>
 
 <file path=word/header1.xml><?xml version="1.0" encoding="utf-8"?>
-<w:hdr xmlns:wpc="http://schemas.microsoft.com/office/word/2010/wordprocessingCanvas" xmlns:cx="http://schemas.microsoft.com/office/drawing/2014/chartex" xmlns:cx1="http://schemas.microsoft.com/office/drawing/2015/9/8/chartex" xmlns:cx2="http://schemas.microsoft.com/office/drawing/2015/10/21/chartex" xmlns:cx3="http://schemas.microsoft.com/office/drawing/2016/5/9/chartex" xmlns:cx4="http://schemas.microsoft.com/office/drawing/2016/5/10/chartex" xmlns:cx5="http://schemas.microsoft.com/office/drawing/2016/5/11/chartex" xmlns:cx6="http://schemas.microsoft.com/office/drawing/2016/5/12/chartex" xmlns:cx7="http://schemas.microsoft.com/office/drawing/2016/5/13/chartex" xmlns:cx8="http://schemas.microsoft.com/office/drawing/2016/5/14/chartex" xmlns:mc="http://schemas.openxmlformats.org/markup-compatibility/2006" xmlns:aink="http://schemas.microsoft.com/office/drawing/2016/ink" xmlns:am3d="http://schemas.microsoft.com/office/drawing/2017/model3d" xmlns:o="urn:schemas-microsoft-com:office:office" xmlns:oel="http://schemas.microsoft.com/office/2019/extlst" xmlns:r="http://schemas.openxmlformats.org/officeDocument/2006/relationships" xmlns:m="http://schemas.openxmlformats.org/officeDocument/2006/math" xmlns:v="urn:schemas-microsoft-com:vml" xmlns:wp14="http://schemas.microsoft.com/office/word/2010/wordprocessingDrawing" xmlns:wp="http://schemas.openxmlformats.org/drawingml/2006/wordprocessingDrawing" xmlns:w10="urn:schemas-microsoft-com:office:word" xmlns:w="http://schemas.openxmlformats.org/wordprocessingml/2006/main" xmlns:w14="http://schemas.microsoft.com/office/word/2010/wordml" xmlns:w15="http://schemas.microsoft.com/office/word/2012/wordml" xmlns:w16cex="http://schemas.microsoft.com/office/word/2018/wordml/cex" xmlns:w16cid="http://schemas.microsoft.com/office/word/2016/wordml/cid" xmlns:w16="http://schemas.microsoft.com/office/word/2018/wordml" xmlns:w16du="http://schemas.microsoft.com/office/word/2023/wordml/word16du" xmlns:w16sdtdh="http://schemas.microsoft.com/office/word/2020/wordml/sdtdatahash" xmlns:w16sdtfl="http://schemas.microsoft.com/office/word/2024/wordml/sdtformatlock" xmlns:w16se="http://schemas.microsoft.com/office/word/2015/wordml/symex" xmlns:wpg="http://schemas.microsoft.com/office/word/2010/wordprocessingGroup" xmlns:wpi="http://schemas.microsoft.com/office/word/2010/wordprocessingInk" xmlns:wne="http://schemas.microsoft.com/office/word/2006/wordml" xmlns:wps="http://schemas.microsoft.com/office/word/2010/wordprocessingShape" mc:Ignorable="w14 w15 w16se w16cid w16 w16cex w16sdtdh w16sdtfl w16du wp14">
+<w:hdr xmlns:wpc="http://schemas.microsoft.com/office/word/2010/wordprocessingCanvas" xmlns:cx="http://schemas.microsoft.com/office/drawing/2014/chartex" xmlns:cx1="http://schemas.microsoft.com/office/drawing/2015/9/8/chartex" xmlns:cx2="http://schemas.microsoft.com/office/drawing/2015/10/21/chartex" xmlns:cx3="http://schemas.microsoft.com/office/drawing/2016/5/9/chartex" xmlns:cx4="http://schemas.microsoft.com/office/drawing/2016/5/10/chartex" xmlns:cx5="http://schemas.microsoft.com/office/drawing/2016/5/11/chartex" xmlns:cx6="http://schemas.microsoft.com/office/drawing/2016/5/12/chartex" xmlns:cx7="http://schemas.microsoft.com/office/drawing/2016/5/13/chartex" xmlns:cx8="http://schemas.microsoft.com/office/drawing/2016/5/14/chartex" xmlns:mc="http://schemas.openxmlformats.org/markup-compatibility/2006" xmlns:aink="http://schemas.microsoft.com/office/drawing/2016/ink" xmlns:am3d="http://schemas.microsoft.com/office/drawing/2017/model3d" xmlns:o="urn:schemas-microsoft-com:office:office" xmlns:r="http://schemas.openxmlformats.org/officeDocument/2006/relationships" xmlns:m="http://schemas.openxmlformats.org/officeDocument/2006/math" xmlns:v="urn:schemas-microsoft-com:vml" xmlns:wp14="http://schemas.microsoft.com/office/word/2010/wordprocessingDrawing" xmlns:wp="http://schemas.openxmlformats.org/drawingml/2006/wordprocessingDrawing" xmlns:w10="urn:schemas-microsoft-com:office:word" xmlns:w="http://schemas.openxmlformats.org/wordprocessingml/2006/main" xmlns:w14="http://schemas.microsoft.com/office/word/2010/wordml" xmlns:w15="http://schemas.microsoft.com/office/word/2012/wordml" xmlns:w16cid="http://schemas.microsoft.com/office/word/2016/wordml/cid" xmlns:w16se="http://schemas.microsoft.com/office/word/2015/wordml/symex" xmlns:wpg="http://schemas.microsoft.com/office/word/2010/wordprocessingGroup" xmlns:wpi="http://schemas.microsoft.com/office/word/2010/wordprocessingInk" xmlns:wne="http://schemas.microsoft.com/office/word/2006/wordml" xmlns:wps="http://schemas.microsoft.com/office/word/2010/wordprocessingShape" mc:Ignorable="w14 w15 w16se w16cid wp14">
   <w:p>
     <w:pPr>
       <w:pStyle w:val="Header"/>
@@ -1157,7 +1084,7 @@
 </file>
 
 <file path=word/header2.xml><?xml version="1.0" encoding="utf-8"?>
-<w:hdr xmlns:wpc="http://schemas.microsoft.com/office/word/2010/wordprocessingCanvas" xmlns:cx="http://schemas.microsoft.com/office/drawing/2014/chartex" xmlns:cx1="http://schemas.microsoft.com/office/drawing/2015/9/8/chartex" xmlns:cx2="http://schemas.microsoft.com/office/drawing/2015/10/21/chartex" xmlns:cx3="http://schemas.microsoft.com/office/drawing/2016/5/9/chartex" xmlns:cx4="http://schemas.microsoft.com/office/drawing/2016/5/10/chartex" xmlns:cx5="http://schemas.microsoft.com/office/drawing/2016/5/11/chartex" xmlns:cx6="http://schemas.microsoft.com/office/drawing/2016/5/12/chartex" xmlns:cx7="http://schemas.microsoft.com/office/drawing/2016/5/13/chartex" xmlns:cx8="http://schemas.microsoft.com/office/drawing/2016/5/14/chartex" xmlns:mc="http://schemas.openxmlformats.org/markup-compatibility/2006" xmlns:aink="http://schemas.microsoft.com/office/drawing/2016/ink" xmlns:am3d="http://schemas.microsoft.com/office/drawing/2017/model3d" xmlns:o="urn:schemas-microsoft-com:office:office" xmlns:oel="http://schemas.microsoft.com/office/2019/extlst" xmlns:r="http://schemas.openxmlformats.org/officeDocument/2006/relationships" xmlns:m="http://schemas.openxmlformats.org/officeDocument/2006/math" xmlns:v="urn:schemas-microsoft-com:vml" xmlns:wp14="http://schemas.microsoft.com/office/word/2010/wordprocessingDrawing" xmlns:wp="http://schemas.openxmlformats.org/drawingml/2006/wordprocessingDrawing" xmlns:w10="urn:schemas-microsoft-com:office:word" xmlns:w="http://schemas.openxmlformats.org/wordprocessingml/2006/main" xmlns:w14="http://schemas.microsoft.com/office/word/2010/wordml" xmlns:w15="http://schemas.microsoft.com/office/word/2012/wordml" xmlns:w16cex="http://schemas.microsoft.com/office/word/2018/wordml/cex" xmlns:w16cid="http://schemas.microsoft.com/office/word/2016/wordml/cid" xmlns:w16="http://schemas.microsoft.com/office/word/2018/wordml" xmlns:w16du="http://schemas.microsoft.com/office/word/2023/wordml/word16du" xmlns:w16sdtdh="http://schemas.microsoft.com/office/word/2020/wordml/sdtdatahash" xmlns:w16sdtfl="http://schemas.microsoft.com/office/word/2024/wordml/sdtformatlock" xmlns:w16se="http://schemas.microsoft.com/office/word/2015/wordml/symex" xmlns:wpg="http://schemas.microsoft.com/office/word/2010/wordprocessingGroup" xmlns:wpi="http://schemas.microsoft.com/office/word/2010/wordprocessingInk" xmlns:wne="http://schemas.microsoft.com/office/word/2006/wordml" xmlns:wps="http://schemas.microsoft.com/office/word/2010/wordprocessingShape" mc:Ignorable="w14 w15 w16se w16cid w16 w16cex w16sdtdh w16sdtfl w16du wp14">
+<w:hdr xmlns:wpc="http://schemas.microsoft.com/office/word/2010/wordprocessingCanvas" xmlns:cx="http://schemas.microsoft.com/office/drawing/2014/chartex" xmlns:cx1="http://schemas.microsoft.com/office/drawing/2015/9/8/chartex" xmlns:cx2="http://schemas.microsoft.com/office/drawing/2015/10/21/chartex" xmlns:cx3="http://schemas.microsoft.com/office/drawing/2016/5/9/chartex" xmlns:cx4="http://schemas.microsoft.com/office/drawing/2016/5/10/chartex" xmlns:cx5="http://schemas.microsoft.com/office/drawing/2016/5/11/chartex" xmlns:cx6="http://schemas.microsoft.com/office/drawing/2016/5/12/chartex" xmlns:cx7="http://schemas.microsoft.com/office/drawing/2016/5/13/chartex" xmlns:cx8="http://schemas.microsoft.com/office/drawing/2016/5/14/chartex" xmlns:mc="http://schemas.openxmlformats.org/markup-compatibility/2006" xmlns:aink="http://schemas.microsoft.com/office/drawing/2016/ink" xmlns:am3d="http://schemas.microsoft.com/office/drawing/2017/model3d" xmlns:o="urn:schemas-microsoft-com:office:office" xmlns:r="http://schemas.openxmlformats.org/officeDocument/2006/relationships" xmlns:m="http://schemas.openxmlformats.org/officeDocument/2006/math" xmlns:v="urn:schemas-microsoft-com:vml" xmlns:wp14="http://schemas.microsoft.com/office/word/2010/wordprocessingDrawing" xmlns:wp="http://schemas.openxmlformats.org/drawingml/2006/wordprocessingDrawing" xmlns:w10="urn:schemas-microsoft-com:office:word" xmlns:w="http://schemas.openxmlformats.org/wordprocessingml/2006/main" xmlns:w14="http://schemas.microsoft.com/office/word/2010/wordml" xmlns:w15="http://schemas.microsoft.com/office/word/2012/wordml" xmlns:w16cid="http://schemas.microsoft.com/office/word/2016/wordml/cid" xmlns:w16se="http://schemas.microsoft.com/office/word/2015/wordml/symex" xmlns:wpg="http://schemas.microsoft.com/office/word/2010/wordprocessingGroup" xmlns:wpi="http://schemas.microsoft.com/office/word/2010/wordprocessingInk" xmlns:wne="http://schemas.microsoft.com/office/word/2006/wordml" xmlns:wps="http://schemas.microsoft.com/office/word/2010/wordprocessingShape" mc:Ignorable="w14 w15 w16se w16cid wp14">
   <w:p>
     <w:pPr>
       <w:pStyle w:val="Header"/>
@@ -1167,7 +1094,7 @@
 </file>
 
 <file path=word/header3.xml><?xml version="1.0" encoding="utf-8"?>
-<w:hdr xmlns:wpc="http://schemas.microsoft.com/office/word/2010/wordprocessingCanvas" xmlns:cx="http://schemas.microsoft.com/office/drawing/2014/chartex" xmlns:cx1="http://schemas.microsoft.com/office/drawing/2015/9/8/chartex" xmlns:cx2="http://schemas.microsoft.com/office/drawing/2015/10/21/chartex" xmlns:cx3="http://schemas.microsoft.com/office/drawing/2016/5/9/chartex" xmlns:cx4="http://schemas.microsoft.com/office/drawing/2016/5/10/chartex" xmlns:cx5="http://schemas.microsoft.com/office/drawing/2016/5/11/chartex" xmlns:cx6="http://schemas.microsoft.com/office/drawing/2016/5/12/chartex" xmlns:cx7="http://schemas.microsoft.com/office/drawing/2016/5/13/chartex" xmlns:cx8="http://schemas.microsoft.com/office/drawing/2016/5/14/chartex" xmlns:mc="http://schemas.openxmlformats.org/markup-compatibility/2006" xmlns:aink="http://schemas.microsoft.com/office/drawing/2016/ink" xmlns:am3d="http://schemas.microsoft.com/office/drawing/2017/model3d" xmlns:o="urn:schemas-microsoft-com:office:office" xmlns:oel="http://schemas.microsoft.com/office/2019/extlst" xmlns:r="http://schemas.openxmlformats.org/officeDocument/2006/relationships" xmlns:m="http://schemas.openxmlformats.org/officeDocument/2006/math" xmlns:v="urn:schemas-microsoft-com:vml" xmlns:wp14="http://schemas.microsoft.com/office/word/2010/wordprocessingDrawing" xmlns:wp="http://schemas.openxmlformats.org/drawingml/2006/wordprocessingDrawing" xmlns:w10="urn:schemas-microsoft-com:office:word" xmlns:w="http://schemas.openxmlformats.org/wordprocessingml/2006/main" xmlns:w14="http://schemas.microsoft.com/office/word/2010/wordml" xmlns:w15="http://schemas.microsoft.com/office/word/2012/wordml" xmlns:w16cex="http://schemas.microsoft.com/office/word/2018/wordml/cex" xmlns:w16cid="http://schemas.microsoft.com/office/word/2016/wordml/cid" xmlns:w16="http://schemas.microsoft.com/office/word/2018/wordml" xmlns:w16du="http://schemas.microsoft.com/office/word/2023/wordml/word16du" xmlns:w16sdtdh="http://schemas.microsoft.com/office/word/2020/wordml/sdtdatahash" xmlns:w16sdtfl="http://schemas.microsoft.com/office/word/2024/wordml/sdtformatlock" xmlns:w16se="http://schemas.microsoft.com/office/word/2015/wordml/symex" xmlns:wpg="http://schemas.microsoft.com/office/word/2010/wordprocessingGroup" xmlns:wpi="http://schemas.microsoft.com/office/word/2010/wordprocessingInk" xmlns:wne="http://schemas.microsoft.com/office/word/2006/wordml" xmlns:wps="http://schemas.microsoft.com/office/word/2010/wordprocessingShape" mc:Ignorable="w14 w15 w16se w16cid w16 w16cex w16sdtdh w16sdtfl w16du wp14">
+<w:hdr xmlns:wpc="http://schemas.microsoft.com/office/word/2010/wordprocessingCanvas" xmlns:cx="http://schemas.microsoft.com/office/drawing/2014/chartex" xmlns:cx1="http://schemas.microsoft.com/office/drawing/2015/9/8/chartex" xmlns:cx2="http://schemas.microsoft.com/office/drawing/2015/10/21/chartex" xmlns:cx3="http://schemas.microsoft.com/office/drawing/2016/5/9/chartex" xmlns:cx4="http://schemas.microsoft.com/office/drawing/2016/5/10/chartex" xmlns:cx5="http://schemas.microsoft.com/office/drawing/2016/5/11/chartex" xmlns:cx6="http://schemas.microsoft.com/office/drawing/2016/5/12/chartex" xmlns:cx7="http://schemas.microsoft.com/office/drawing/2016/5/13/chartex" xmlns:cx8="http://schemas.microsoft.com/office/drawing/2016/5/14/chartex" xmlns:mc="http://schemas.openxmlformats.org/markup-compatibility/2006" xmlns:aink="http://schemas.microsoft.com/office/drawing/2016/ink" xmlns:am3d="http://schemas.microsoft.com/office/drawing/2017/model3d" xmlns:o="urn:schemas-microsoft-com:office:office" xmlns:r="http://schemas.openxmlformats.org/officeDocument/2006/relationships" xmlns:m="http://schemas.openxmlformats.org/officeDocument/2006/math" xmlns:v="urn:schemas-microsoft-com:vml" xmlns:wp14="http://schemas.microsoft.com/office/word/2010/wordprocessingDrawing" xmlns:wp="http://schemas.openxmlformats.org/drawingml/2006/wordprocessingDrawing" xmlns:w10="urn:schemas-microsoft-com:office:word" xmlns:w="http://schemas.openxmlformats.org/wordprocessingml/2006/main" xmlns:w14="http://schemas.microsoft.com/office/word/2010/wordml" xmlns:w15="http://schemas.microsoft.com/office/word/2012/wordml" xmlns:w16cid="http://schemas.microsoft.com/office/word/2016/wordml/cid" xmlns:w16se="http://schemas.microsoft.com/office/word/2015/wordml/symex" xmlns:wpg="http://schemas.microsoft.com/office/word/2010/wordprocessingGroup" xmlns:wpi="http://schemas.microsoft.com/office/word/2010/wordprocessingInk" xmlns:wne="http://schemas.microsoft.com/office/word/2006/wordml" xmlns:wps="http://schemas.microsoft.com/office/word/2010/wordprocessingShape" mc:Ignorable="w14 w15 w16se w16cid wp14">
   <w:p>
     <w:pPr>
       <w:pStyle w:val="Header"/>
@@ -1177,7 +1104,7 @@
 </file>
 
 <file path=word/styles.xml><?xml version="1.0" encoding="utf-8"?>
-<w:styles xmlns:mc="http://schemas.openxmlformats.org/markup-compatibility/2006" xmlns:r="http://schemas.openxmlformats.org/officeDocument/2006/relationships" xmlns:w="http://schemas.openxmlformats.org/wordprocessingml/2006/main" xmlns:w14="http://schemas.microsoft.com/office/word/2010/wordml" xmlns:w15="http://schemas.microsoft.com/office/word/2012/wordml" xmlns:w16cex="http://schemas.microsoft.com/office/word/2018/wordml/cex" xmlns:w16cid="http://schemas.microsoft.com/office/word/2016/wordml/cid" xmlns:w16="http://schemas.microsoft.com/office/word/2018/wordml" xmlns:w16du="http://schemas.microsoft.com/office/word/2023/wordml/word16du" xmlns:w16sdtdh="http://schemas.microsoft.com/office/word/2020/wordml/sdtdatahash" xmlns:w16sdtfl="http://schemas.microsoft.com/office/word/2024/wordml/sdtformatlock" xmlns:w16se="http://schemas.microsoft.com/office/word/2015/wordml/symex" mc:Ignorable="w14 w15 w16se w16cid w16 w16cex w16sdtdh w16sdtfl w16du">
+<w:styles xmlns:mc="http://schemas.openxmlformats.org/markup-compatibility/2006" xmlns:r="http://schemas.openxmlformats.org/officeDocument/2006/relationships" xmlns:w="http://schemas.openxmlformats.org/wordprocessingml/2006/main" xmlns:w14="http://schemas.microsoft.com/office/word/2010/wordml" xmlns:w15="http://schemas.microsoft.com/office/word/2012/wordml" xmlns:w16cid="http://schemas.microsoft.com/office/word/2016/wordml/cid" xmlns:w16se="http://schemas.microsoft.com/office/word/2015/wordml/symex" mc:Ignorable="w14 w15 w16se w16cid">
   <w:docDefaults>
     <w:rPrDefault>
       <w:rPr>
@@ -1195,7 +1122,7 @@
       </w:pPr>
     </w:pPrDefault>
   </w:docDefaults>
-  <w:latentStyles w:defLockedState="0" w:defUIPriority="99" w:defSemiHidden="0" w:defUnhideWhenUsed="0" w:defQFormat="0" w:count="376">
+  <w:latentStyles w:defLockedState="0" w:defUIPriority="99" w:defSemiHidden="0" w:defUnhideWhenUsed="0" w:defQFormat="0" w:count="375">
     <w:lsdException w:name="Normal" w:uiPriority="0" w:qFormat="1"/>
     <w:lsdException w:name="heading 1" w:uiPriority="9" w:qFormat="1"/>
     <w:lsdException w:name="heading 2" w:semiHidden="1" w:uiPriority="9" w:unhideWhenUsed="1" w:qFormat="1"/>
@@ -1571,7 +1498,6 @@
     <w:lsdException w:name="Smart Hyperlink" w:semiHidden="1" w:unhideWhenUsed="1"/>
     <w:lsdException w:name="Hashtag" w:semiHidden="1" w:unhideWhenUsed="1"/>
     <w:lsdException w:name="Unresolved Mention" w:semiHidden="1" w:unhideWhenUsed="1"/>
-    <w:lsdException w:name="Smart Link" w:semiHidden="1" w:unhideWhenUsed="1"/>
   </w:latentStyles>
   <w:style w:type="paragraph" w:default="1" w:styleId="Normal">
     <w:name w:val="Normal"/>
